--- a/插件详细手册/8.物体/解谜设计-光滑图块.docx
+++ b/插件详细手册/8.物体/解谜设计-光滑图块.docx
@@ -1,6 +1,6 @@
 
 <file path=word/document.xml><?xml version="1.0" encoding="utf-8"?>
-<w:document xmlns:wpc="http://schemas.microsoft.com/office/word/2010/wordprocessingCanvas" xmlns:cx="http://schemas.microsoft.com/office/drawing/2014/chartex" xmlns:cx1="http://schemas.microsoft.com/office/drawing/2015/9/8/chartex" xmlns:cx2="http://schemas.microsoft.com/office/drawing/2015/10/21/chartex" xmlns:cx3="http://schemas.microsoft.com/office/drawing/2016/5/9/chartex" xmlns:cx4="http://schemas.microsoft.com/office/drawing/2016/5/10/chartex" xmlns:cx5="http://schemas.microsoft.com/office/drawing/2016/5/11/chartex" xmlns:cx6="http://schemas.microsoft.com/office/drawing/2016/5/12/chartex" xmlns:cx7="http://schemas.microsoft.com/office/drawing/2016/5/13/chartex" xmlns:cx8="http://schemas.microsoft.com/office/drawing/2016/5/14/chartex" xmlns:mc="http://schemas.openxmlformats.org/markup-compatibility/2006" xmlns:aink="http://schemas.microsoft.com/office/drawing/2016/ink" xmlns:am3d="http://schemas.microsoft.com/office/drawing/2017/model3d" xmlns:o="urn:schemas-microsoft-com:office:office" xmlns:oel="http://schemas.microsoft.com/office/2019/extlst" xmlns:r="http://schemas.openxmlformats.org/officeDocument/2006/relationships" xmlns:m="http://schemas.openxmlformats.org/officeDocument/2006/math" xmlns:v="urn:schemas-microsoft-com:vml" xmlns:wp14="http://schemas.microsoft.com/office/word/2010/wordprocessingDrawing" xmlns:wp="http://schemas.openxmlformats.org/drawingml/2006/wordprocessingDrawing" xmlns:w10="urn:schemas-microsoft-com:office:word" xmlns:w="http://schemas.openxmlformats.org/wordprocessingml/2006/main" xmlns:w14="http://schemas.microsoft.com/office/word/2010/wordml" xmlns:w15="http://schemas.microsoft.com/office/word/2012/wordml" xmlns:w16cex="http://schemas.microsoft.com/office/word/2018/wordml/cex" xmlns:w16cid="http://schemas.microsoft.com/office/word/2016/wordml/cid" xmlns:w16="http://schemas.microsoft.com/office/word/2018/wordml" xmlns:w16du="http://schemas.microsoft.com/office/word/2023/wordml/word16du" xmlns:w16sdtdh="http://schemas.microsoft.com/office/word/2020/wordml/sdtdatahash" xmlns:w16se="http://schemas.microsoft.com/office/word/2015/wordml/symex" xmlns:wpg="http://schemas.microsoft.com/office/word/2010/wordprocessingGroup" xmlns:wpi="http://schemas.microsoft.com/office/word/2010/wordprocessingInk" xmlns:wne="http://schemas.microsoft.com/office/word/2006/wordml" xmlns:wps="http://schemas.microsoft.com/office/word/2010/wordprocessingShape" mc:Ignorable="w14 w15 w16se w16cid w16 w16cex w16sdtdh w16du wp14">
+<w:document xmlns:wpc="http://schemas.microsoft.com/office/word/2010/wordprocessingCanvas" xmlns:cx="http://schemas.microsoft.com/office/drawing/2014/chartex" xmlns:cx1="http://schemas.microsoft.com/office/drawing/2015/9/8/chartex" xmlns:cx2="http://schemas.microsoft.com/office/drawing/2015/10/21/chartex" xmlns:cx3="http://schemas.microsoft.com/office/drawing/2016/5/9/chartex" xmlns:cx4="http://schemas.microsoft.com/office/drawing/2016/5/10/chartex" xmlns:cx5="http://schemas.microsoft.com/office/drawing/2016/5/11/chartex" xmlns:cx6="http://schemas.microsoft.com/office/drawing/2016/5/12/chartex" xmlns:cx7="http://schemas.microsoft.com/office/drawing/2016/5/13/chartex" xmlns:cx8="http://schemas.microsoft.com/office/drawing/2016/5/14/chartex" xmlns:mc="http://schemas.openxmlformats.org/markup-compatibility/2006" xmlns:aink="http://schemas.microsoft.com/office/drawing/2016/ink" xmlns:am3d="http://schemas.microsoft.com/office/drawing/2017/model3d" xmlns:o="urn:schemas-microsoft-com:office:office" xmlns:oel="http://schemas.microsoft.com/office/2019/extlst" xmlns:r="http://schemas.openxmlformats.org/officeDocument/2006/relationships" xmlns:m="http://schemas.openxmlformats.org/officeDocument/2006/math" xmlns:v="urn:schemas-microsoft-com:vml" xmlns:wp14="http://schemas.microsoft.com/office/word/2010/wordprocessingDrawing" xmlns:wp="http://schemas.openxmlformats.org/drawingml/2006/wordprocessingDrawing" xmlns:w10="urn:schemas-microsoft-com:office:word" xmlns:w="http://schemas.openxmlformats.org/wordprocessingml/2006/main" xmlns:w14="http://schemas.microsoft.com/office/word/2010/wordml" xmlns:w15="http://schemas.microsoft.com/office/word/2012/wordml" xmlns:w16cex="http://schemas.microsoft.com/office/word/2018/wordml/cex" xmlns:w16cid="http://schemas.microsoft.com/office/word/2016/wordml/cid" xmlns:w16="http://schemas.microsoft.com/office/word/2018/wordml" xmlns:w16du="http://schemas.microsoft.com/office/word/2023/wordml/word16du" xmlns:w16sdtdh="http://schemas.microsoft.com/office/word/2020/wordml/sdtdatahash" xmlns:w16sdtfl="http://schemas.microsoft.com/office/word/2024/wordml/sdtformatlock" xmlns:w16se="http://schemas.microsoft.com/office/word/2015/wordml/symex" xmlns:wpg="http://schemas.microsoft.com/office/word/2010/wordprocessingGroup" xmlns:wpi="http://schemas.microsoft.com/office/word/2010/wordprocessingInk" xmlns:wne="http://schemas.microsoft.com/office/word/2006/wordml" xmlns:wps="http://schemas.microsoft.com/office/word/2010/wordprocessingShape" mc:Ignorable="w14 w15 w16se w16cid w16 w16cex w16sdtdh w16sdtfl w16du wp14">
   <w:body>
     <w:p>
       <w:pPr>
@@ -48,6 +48,7 @@
           <w:sz w:val="22"/>
         </w:rPr>
       </w:pPr>
+      <w:proofErr w:type="gramStart"/>
       <w:r>
         <w:rPr>
           <w:rFonts w:ascii="Tahoma" w:eastAsia="微软雅黑" w:hAnsi="Tahoma" w:hint="eastAsia"/>
@@ -56,6 +57,7 @@
         </w:rPr>
         <w:t>光滑图块</w:t>
       </w:r>
+      <w:proofErr w:type="gramEnd"/>
       <w:r>
         <w:rPr>
           <w:rFonts w:ascii="Tahoma" w:eastAsia="微软雅黑" w:hAnsi="Tahoma" w:hint="eastAsia"/>
@@ -182,7 +184,7 @@
     <w:p>
       <w:pPr>
         <w:widowControl/>
-        <w:jc w:val="left"/>
+        <w:jc w:val="center"/>
         <w:rPr>
           <w:rFonts w:ascii="宋体" w:eastAsia="宋体" w:hAnsi="宋体" w:cs="宋体" w:hint="eastAsia"/>
           <w:kern w:val="0"/>
@@ -192,17 +194,14 @@
       </w:pPr>
       <w:r>
         <w:rPr>
-          <w:rFonts w:ascii="宋体" w:eastAsia="宋体" w:hAnsi="宋体" w:cs="宋体"/>
+          <w:rFonts w:hint="eastAsia"/>
           <w:noProof/>
-          <w:kern w:val="0"/>
-          <w:sz w:val="24"/>
-          <w:szCs w:val="24"/>
         </w:rPr>
         <w:drawing>
-          <wp:inline distT="0" distB="0" distL="0" distR="0" wp14:anchorId="0C0530E0" wp14:editId="7A2F1DBC">
-            <wp:extent cx="5274310" cy="1443355"/>
-            <wp:effectExtent l="0" t="0" r="2540" b="4445"/>
-            <wp:docPr id="6" name="图片 6"/>
+          <wp:inline distT="0" distB="0" distL="0" distR="0" wp14:anchorId="5B9E664F" wp14:editId="560A5866">
+            <wp:extent cx="5076190" cy="1494866"/>
+            <wp:effectExtent l="0" t="0" r="0" b="0"/>
+            <wp:docPr id="692101975" name="图片 1"/>
             <wp:cNvGraphicFramePr>
               <a:graphicFrameLocks xmlns:a="http://schemas.openxmlformats.org/drawingml/2006/main" noChangeAspect="1"/>
             </wp:cNvGraphicFramePr>
@@ -231,7 +230,7 @@
                   <pic:spPr bwMode="auto">
                     <a:xfrm>
                       <a:off x="0" y="0"/>
-                      <a:ext cx="5274310" cy="1443355"/>
+                      <a:ext cx="5083838" cy="1497118"/>
                     </a:xfrm>
                     <a:prstGeom prst="rect">
                       <a:avLst/>
@@ -581,13 +580,7 @@
           <w:rFonts w:hint="eastAsia"/>
         </w:rPr>
         <w:lastRenderedPageBreak/>
-        <w:t>基础</w:t>
-      </w:r>
-      <w:r>
-        <w:rPr>
-          <w:rFonts w:hint="eastAsia"/>
-        </w:rPr>
-        <w:t>配置</w:t>
+        <w:t>基础工程示例</w:t>
       </w:r>
     </w:p>
     <w:p>
@@ -595,6 +588,27 @@
         <w:widowControl/>
         <w:adjustRightInd w:val="0"/>
         <w:snapToGrid w:val="0"/>
+        <w:jc w:val="left"/>
+        <w:rPr>
+          <w:rFonts w:ascii="Tahoma" w:eastAsia="微软雅黑" w:hAnsi="Tahoma"/>
+          <w:kern w:val="0"/>
+          <w:sz w:val="22"/>
+        </w:rPr>
+      </w:pPr>
+      <w:r>
+        <w:rPr>
+          <w:rFonts w:ascii="Tahoma" w:eastAsia="微软雅黑" w:hAnsi="Tahoma" w:hint="eastAsia"/>
+          <w:kern w:val="0"/>
+          <w:sz w:val="22"/>
+        </w:rPr>
+        <w:t>考虑到示例工程中的插件太多了，群友单独拿出来会遇到各种问题。</w:t>
+      </w:r>
+    </w:p>
+    <w:p>
+      <w:pPr>
+        <w:widowControl/>
+        <w:adjustRightInd w:val="0"/>
+        <w:snapToGrid w:val="0"/>
         <w:spacing w:after="200"/>
         <w:jc w:val="left"/>
         <w:rPr>
@@ -609,37 +623,130 @@
           <w:kern w:val="0"/>
           <w:sz w:val="22"/>
         </w:rPr>
-        <w:t>具体注意示例下面的地方：</w:t>
-      </w:r>
-    </w:p>
-    <w:p>
-      <w:pPr>
-        <w:pStyle w:val="4"/>
-        <w:rPr>
-          <w:rFonts w:hint="eastAsia"/>
-        </w:rPr>
-      </w:pPr>
-      <w:r>
-        <w:t>1</w:t>
-      </w:r>
-      <w:r>
-        <w:rPr>
-          <w:rFonts w:hint="eastAsia"/>
-        </w:rPr>
-        <w:t>）</w:t>
-      </w:r>
-      <w:r>
-        <w:rPr>
-          <w:rFonts w:hint="eastAsia"/>
-        </w:rPr>
-        <w:t>地形设计</w:t>
-      </w:r>
-    </w:p>
+        <w:t>这里我建立了单独的解谜设计工程，并放入了集合中，方便熟悉用法。</w:t>
+      </w:r>
+    </w:p>
+    <w:tbl>
+      <w:tblPr>
+        <w:tblStyle w:val="af"/>
+        <w:tblW w:w="0" w:type="auto"/>
+        <w:shd w:val="clear" w:color="auto" w:fill="DEEAF6" w:themeFill="accent1" w:themeFillTint="33"/>
+        <w:tblLook w:val="04A0" w:firstRow="1" w:lastRow="0" w:firstColumn="1" w:lastColumn="0" w:noHBand="0" w:noVBand="1"/>
+      </w:tblPr>
+      <w:tblGrid>
+        <w:gridCol w:w="8522"/>
+      </w:tblGrid>
+      <w:tr>
+        <w:tc>
+          <w:tcPr>
+            <w:tcW w:w="8522" w:type="dxa"/>
+            <w:shd w:val="clear" w:color="auto" w:fill="DEEAF6" w:themeFill="accent1" w:themeFillTint="33"/>
+          </w:tcPr>
+          <w:p>
+            <w:pPr>
+              <w:widowControl/>
+              <w:adjustRightInd w:val="0"/>
+              <w:snapToGrid w:val="0"/>
+              <w:jc w:val="left"/>
+              <w:rPr>
+                <w:rFonts w:ascii="Tahoma" w:eastAsia="微软雅黑" w:hAnsi="Tahoma"/>
+                <w:kern w:val="0"/>
+                <w:sz w:val="22"/>
+              </w:rPr>
+            </w:pPr>
+            <w:r>
+              <w:rPr>
+                <w:rFonts w:ascii="Tahoma" w:eastAsia="微软雅黑" w:hAnsi="Tahoma" w:hint="eastAsia"/>
+                <w:kern w:val="0"/>
+                <w:sz w:val="22"/>
+              </w:rPr>
+              <w:t>小型示例工程集合</w:t>
+            </w:r>
+          </w:p>
+          <w:p>
+            <w:pPr>
+              <w:widowControl/>
+              <w:adjustRightInd w:val="0"/>
+              <w:snapToGrid w:val="0"/>
+              <w:jc w:val="left"/>
+              <w:rPr>
+                <w:rFonts w:ascii="Tahoma" w:eastAsia="微软雅黑" w:hAnsi="Tahoma"/>
+                <w:kern w:val="0"/>
+                <w:sz w:val="22"/>
+              </w:rPr>
+            </w:pPr>
+            <w:r>
+              <w:rPr>
+                <w:rFonts w:ascii="Tahoma" w:eastAsia="微软雅黑" w:hAnsi="Tahoma" w:hint="eastAsia"/>
+                <w:kern w:val="0"/>
+                <w:sz w:val="22"/>
+              </w:rPr>
+              <w:t>链接</w:t>
+            </w:r>
+            <w:r>
+              <w:rPr>
+                <w:rFonts w:ascii="Tahoma" w:eastAsia="微软雅黑" w:hAnsi="Tahoma" w:hint="eastAsia"/>
+                <w:kern w:val="0"/>
+                <w:sz w:val="22"/>
+              </w:rPr>
+              <w:t xml:space="preserve">: </w:t>
+            </w:r>
+            <w:hyperlink r:id="rId9" w:history="1">
+              <w:r>
+                <w:rPr>
+                  <w:rStyle w:val="a4"/>
+                  <w:rFonts w:ascii="Tahoma" w:eastAsia="微软雅黑" w:hAnsi="Tahoma" w:hint="eastAsia"/>
+                  <w:kern w:val="0"/>
+                  <w:sz w:val="22"/>
+                </w:rPr>
+                <w:t>https://pan.baidu.com/s/1Z60Fht7alAGZymWOle68PQ</w:t>
+              </w:r>
+            </w:hyperlink>
+            <w:r>
+              <w:rPr>
+                <w:rFonts w:ascii="Tahoma" w:eastAsia="微软雅黑" w:hAnsi="Tahoma" w:hint="eastAsia"/>
+                <w:kern w:val="0"/>
+                <w:sz w:val="22"/>
+              </w:rPr>
+              <w:t xml:space="preserve"> </w:t>
+            </w:r>
+          </w:p>
+          <w:p>
+            <w:pPr>
+              <w:widowControl/>
+              <w:adjustRightInd w:val="0"/>
+              <w:snapToGrid w:val="0"/>
+              <w:jc w:val="left"/>
+              <w:rPr>
+                <w:rFonts w:ascii="Tahoma" w:eastAsia="微软雅黑" w:hAnsi="Tahoma"/>
+                <w:kern w:val="0"/>
+                <w:sz w:val="22"/>
+              </w:rPr>
+            </w:pPr>
+            <w:r>
+              <w:rPr>
+                <w:rFonts w:ascii="Tahoma" w:eastAsia="微软雅黑" w:hAnsi="Tahoma" w:hint="eastAsia"/>
+                <w:kern w:val="0"/>
+                <w:sz w:val="22"/>
+              </w:rPr>
+              <w:t>提取码</w:t>
+            </w:r>
+            <w:r>
+              <w:rPr>
+                <w:rFonts w:ascii="Tahoma" w:eastAsia="微软雅黑" w:hAnsi="Tahoma" w:hint="eastAsia"/>
+                <w:kern w:val="0"/>
+                <w:sz w:val="22"/>
+              </w:rPr>
+              <w:t xml:space="preserve">: 3r5e </w:t>
+            </w:r>
+          </w:p>
+        </w:tc>
+      </w:tr>
+    </w:tbl>
     <w:p>
       <w:pPr>
         <w:widowControl/>
         <w:adjustRightInd w:val="0"/>
-        <w:snapToGrid w:val="0"/>
         <w:jc w:val="left"/>
         <w:rPr>
           <w:rFonts w:ascii="Tahoma" w:eastAsia="微软雅黑" w:hAnsi="Tahoma"/>
@@ -653,23 +760,7 @@
           <w:kern w:val="0"/>
           <w:sz w:val="22"/>
         </w:rPr>
-        <w:t>地形需要铺上</w:t>
-      </w:r>
-      <w:r>
-        <w:rPr>
-          <w:rFonts w:ascii="Tahoma" w:eastAsia="微软雅黑" w:hAnsi="Tahoma" w:hint="eastAsia"/>
-          <w:kern w:val="0"/>
-          <w:sz w:val="22"/>
-        </w:rPr>
-        <w:t>R</w:t>
-      </w:r>
-      <w:r>
-        <w:rPr>
-          <w:rFonts w:ascii="Tahoma" w:eastAsia="微软雅黑" w:hAnsi="Tahoma" w:hint="eastAsia"/>
-          <w:kern w:val="0"/>
-          <w:sz w:val="22"/>
-        </w:rPr>
-        <w:t>图块，来表示光滑地面。</w:t>
+        <w:t>另外，示例中的插件一直在更新，而打包工程中的插件不一定会同步更新哦。</w:t>
       </w:r>
     </w:p>
     <w:p>
@@ -677,6 +768,143 @@
         <w:widowControl/>
         <w:adjustRightInd w:val="0"/>
         <w:snapToGrid w:val="0"/>
+        <w:jc w:val="left"/>
+        <w:rPr>
+          <w:rFonts w:ascii="Tahoma" w:eastAsia="微软雅黑" w:hAnsi="Tahoma"/>
+          <w:kern w:val="0"/>
+          <w:sz w:val="22"/>
+        </w:rPr>
+      </w:pPr>
+    </w:p>
+    <w:p>
+      <w:pPr>
+        <w:widowControl/>
+        <w:adjustRightInd w:val="0"/>
+        <w:snapToGrid w:val="0"/>
+        <w:jc w:val="left"/>
+        <w:rPr>
+          <w:rFonts w:ascii="Tahoma" w:eastAsia="微软雅黑" w:hAnsi="Tahoma"/>
+          <w:kern w:val="0"/>
+          <w:sz w:val="22"/>
+        </w:rPr>
+      </w:pPr>
+      <w:r>
+        <w:rPr>
+          <w:rFonts w:ascii="Tahoma" w:eastAsia="微软雅黑" w:hAnsi="Tahoma" w:hint="eastAsia"/>
+          <w:kern w:val="0"/>
+          <w:sz w:val="22"/>
+        </w:rPr>
+        <w:br w:type="page"/>
+      </w:r>
+    </w:p>
+    <w:p>
+      <w:pPr>
+        <w:pStyle w:val="3"/>
+        <w:rPr>
+          <w:rFonts w:hint="eastAsia"/>
+        </w:rPr>
+      </w:pPr>
+      <w:r>
+        <w:rPr>
+          <w:rFonts w:hint="eastAsia"/>
+        </w:rPr>
+        <w:lastRenderedPageBreak/>
+        <w:t>基础</w:t>
+      </w:r>
+      <w:r>
+        <w:rPr>
+          <w:rFonts w:hint="eastAsia"/>
+        </w:rPr>
+        <w:t>配置</w:t>
+      </w:r>
+    </w:p>
+    <w:p>
+      <w:pPr>
+        <w:widowControl/>
+        <w:adjustRightInd w:val="0"/>
+        <w:snapToGrid w:val="0"/>
+        <w:spacing w:after="200"/>
+        <w:jc w:val="left"/>
+        <w:rPr>
+          <w:rFonts w:ascii="Tahoma" w:eastAsia="微软雅黑" w:hAnsi="Tahoma"/>
+          <w:kern w:val="0"/>
+          <w:sz w:val="22"/>
+        </w:rPr>
+      </w:pPr>
+      <w:r>
+        <w:rPr>
+          <w:rFonts w:ascii="Tahoma" w:eastAsia="微软雅黑" w:hAnsi="Tahoma" w:hint="eastAsia"/>
+          <w:kern w:val="0"/>
+          <w:sz w:val="22"/>
+        </w:rPr>
+        <w:t>具体注意示例下面的地方：</w:t>
+      </w:r>
+    </w:p>
+    <w:p>
+      <w:pPr>
+        <w:pStyle w:val="4"/>
+        <w:rPr>
+          <w:rFonts w:hint="eastAsia"/>
+        </w:rPr>
+      </w:pPr>
+      <w:r>
+        <w:t>1</w:t>
+      </w:r>
+      <w:r>
+        <w:rPr>
+          <w:rFonts w:hint="eastAsia"/>
+        </w:rPr>
+        <w:t>）</w:t>
+      </w:r>
+      <w:r>
+        <w:rPr>
+          <w:rFonts w:hint="eastAsia"/>
+        </w:rPr>
+        <w:t>地形设计</w:t>
+      </w:r>
+    </w:p>
+    <w:p>
+      <w:pPr>
+        <w:widowControl/>
+        <w:adjustRightInd w:val="0"/>
+        <w:snapToGrid w:val="0"/>
+        <w:jc w:val="left"/>
+        <w:rPr>
+          <w:rFonts w:ascii="Tahoma" w:eastAsia="微软雅黑" w:hAnsi="Tahoma"/>
+          <w:kern w:val="0"/>
+          <w:sz w:val="22"/>
+        </w:rPr>
+      </w:pPr>
+      <w:r>
+        <w:rPr>
+          <w:rFonts w:ascii="Tahoma" w:eastAsia="微软雅黑" w:hAnsi="Tahoma" w:hint="eastAsia"/>
+          <w:kern w:val="0"/>
+          <w:sz w:val="22"/>
+        </w:rPr>
+        <w:t>地形需要铺上</w:t>
+      </w:r>
+      <w:r>
+        <w:rPr>
+          <w:rFonts w:ascii="Tahoma" w:eastAsia="微软雅黑" w:hAnsi="Tahoma" w:hint="eastAsia"/>
+          <w:kern w:val="0"/>
+          <w:sz w:val="22"/>
+        </w:rPr>
+        <w:t>R</w:t>
+      </w:r>
+      <w:r>
+        <w:rPr>
+          <w:rFonts w:ascii="Tahoma" w:eastAsia="微软雅黑" w:hAnsi="Tahoma" w:hint="eastAsia"/>
+          <w:kern w:val="0"/>
+          <w:sz w:val="22"/>
+        </w:rPr>
+        <w:t>图块，来表示光滑地面。</w:t>
+      </w:r>
+    </w:p>
+    <w:p>
+      <w:pPr>
+        <w:widowControl/>
+        <w:adjustRightInd w:val="0"/>
+        <w:snapToGrid w:val="0"/>
         <w:ind w:left="220" w:hangingChars="100" w:hanging="220"/>
         <w:jc w:val="left"/>
         <w:rPr>
@@ -691,7 +919,25 @@
           <w:kern w:val="0"/>
           <w:sz w:val="22"/>
         </w:rPr>
-        <w:t>（示例中，光滑图块定义为</w:t>
+        <w:t>（示例中，</w:t>
+      </w:r>
+      <w:proofErr w:type="gramStart"/>
+      <w:r>
+        <w:rPr>
+          <w:rFonts w:ascii="Tahoma" w:eastAsia="微软雅黑" w:hAnsi="Tahoma" w:hint="eastAsia"/>
+          <w:kern w:val="0"/>
+          <w:sz w:val="22"/>
+        </w:rPr>
+        <w:t>光滑图块</w:t>
+      </w:r>
+      <w:proofErr w:type="gramEnd"/>
+      <w:r>
+        <w:rPr>
+          <w:rFonts w:ascii="Tahoma" w:eastAsia="微软雅黑" w:hAnsi="Tahoma" w:hint="eastAsia"/>
+          <w:kern w:val="0"/>
+          <w:sz w:val="22"/>
+        </w:rPr>
+        <w:t>定义为</w:t>
       </w:r>
       <w:r>
         <w:rPr>
@@ -725,13 +971,23 @@
         </w:rPr>
         <w:t>R</w:t>
       </w:r>
-      <w:r>
-        <w:rPr>
-          <w:rFonts w:ascii="Tahoma" w:eastAsia="微软雅黑" w:hAnsi="Tahoma" w:hint="eastAsia"/>
-          <w:kern w:val="0"/>
-          <w:sz w:val="22"/>
-        </w:rPr>
-        <w:t>图块用途分配可以去看看</w:t>
+      <w:proofErr w:type="gramStart"/>
+      <w:r>
+        <w:rPr>
+          <w:rFonts w:ascii="Tahoma" w:eastAsia="微软雅黑" w:hAnsi="Tahoma" w:hint="eastAsia"/>
+          <w:kern w:val="0"/>
+          <w:sz w:val="22"/>
+        </w:rPr>
+        <w:t>图块用途</w:t>
+      </w:r>
+      <w:proofErr w:type="gramEnd"/>
+      <w:r>
+        <w:rPr>
+          <w:rFonts w:ascii="Tahoma" w:eastAsia="微软雅黑" w:hAnsi="Tahoma" w:hint="eastAsia"/>
+          <w:kern w:val="0"/>
+          <w:sz w:val="22"/>
+        </w:rPr>
+        <w:t>分配可以去看看</w:t>
       </w:r>
       <w:r>
         <w:rPr>
@@ -741,6 +997,7 @@
         </w:rPr>
         <w:t xml:space="preserve"> </w:t>
       </w:r>
+      <w:proofErr w:type="gramStart"/>
       <w:r>
         <w:rPr>
           <w:rFonts w:ascii="Tahoma" w:eastAsia="微软雅黑" w:hAnsi="Tahoma"/>
@@ -749,6 +1006,7 @@
         </w:rPr>
         <w:t>”</w:t>
       </w:r>
+      <w:proofErr w:type="gramEnd"/>
       <w:r>
         <w:t xml:space="preserve"> </w:t>
       </w:r>
@@ -761,6 +1019,7 @@
         </w:rPr>
         <w:t>26.</w:t>
       </w:r>
+      <w:proofErr w:type="gramStart"/>
       <w:r>
         <w:rPr>
           <w:rFonts w:ascii="Tahoma" w:eastAsia="微软雅黑" w:hAnsi="Tahoma"/>
@@ -770,6 +1029,7 @@
         </w:rPr>
         <w:t>图块</w:t>
       </w:r>
+      <w:proofErr w:type="gramEnd"/>
       <w:r>
         <w:rPr>
           <w:rFonts w:ascii="Tahoma" w:eastAsia="微软雅黑" w:hAnsi="Tahoma" w:hint="eastAsia"/>
@@ -795,15 +1055,26 @@
           <w:kern w:val="0"/>
           <w:sz w:val="22"/>
         </w:rPr>
-        <w:t>关于插件与图块</w:t>
-      </w:r>
-      <w:r>
-        <w:rPr>
-          <w:rFonts w:ascii="Tahoma" w:eastAsia="微软雅黑" w:hAnsi="Tahoma"/>
+        <w:t>关于插件</w:t>
+      </w:r>
+      <w:proofErr w:type="gramStart"/>
+      <w:r>
+        <w:rPr>
+          <w:rFonts w:ascii="Tahoma" w:eastAsia="微软雅黑" w:hAnsi="Tahoma" w:hint="eastAsia"/>
           <w:color w:val="0070C0"/>
           <w:kern w:val="0"/>
           <w:sz w:val="22"/>
         </w:rPr>
+        <w:t>与图块</w:t>
+      </w:r>
+      <w:proofErr w:type="gramEnd"/>
+      <w:r>
+        <w:rPr>
+          <w:rFonts w:ascii="Tahoma" w:eastAsia="微软雅黑" w:hAnsi="Tahoma"/>
+          <w:color w:val="0070C0"/>
+          <w:kern w:val="0"/>
+          <w:sz w:val="22"/>
+        </w:rPr>
         <w:t>R</w:t>
       </w:r>
       <w:r>
@@ -824,13 +1095,23 @@
         </w:rPr>
         <w:t>.xlsx</w:t>
       </w:r>
-      <w:r>
-        <w:rPr>
-          <w:rFonts w:ascii="Tahoma" w:eastAsia="微软雅黑" w:hAnsi="Tahoma"/>
-          <w:kern w:val="0"/>
-          <w:sz w:val="22"/>
-        </w:rPr>
-        <w:t xml:space="preserve">” </w:t>
+      <w:proofErr w:type="gramStart"/>
+      <w:r>
+        <w:rPr>
+          <w:rFonts w:ascii="Tahoma" w:eastAsia="微软雅黑" w:hAnsi="Tahoma"/>
+          <w:kern w:val="0"/>
+          <w:sz w:val="22"/>
+        </w:rPr>
+        <w:t>”</w:t>
+      </w:r>
+      <w:proofErr w:type="gramEnd"/>
+      <w:r>
+        <w:rPr>
+          <w:rFonts w:ascii="Tahoma" w:eastAsia="微软雅黑" w:hAnsi="Tahoma"/>
+          <w:kern w:val="0"/>
+          <w:sz w:val="22"/>
+        </w:rPr>
+        <w:t xml:space="preserve"> </w:t>
       </w:r>
       <w:r>
         <w:rPr>
@@ -844,6 +1125,8 @@
     <w:p>
       <w:pPr>
         <w:widowControl/>
+        <w:adjustRightInd w:val="0"/>
+        <w:snapToGrid w:val="0"/>
         <w:jc w:val="center"/>
         <w:rPr>
           <w:rFonts w:ascii="宋体" w:eastAsia="宋体" w:hAnsi="宋体" w:cs="宋体" w:hint="eastAsia"/>
@@ -861,9 +1144,9 @@
           <w:szCs w:val="24"/>
         </w:rPr>
         <w:drawing>
-          <wp:inline distT="0" distB="0" distL="0" distR="0" wp14:anchorId="4988B28F" wp14:editId="17383FDD">
-            <wp:extent cx="5274310" cy="2100580"/>
-            <wp:effectExtent l="0" t="0" r="2540" b="0"/>
+          <wp:inline distT="0" distB="0" distL="0" distR="0" wp14:anchorId="4988B28F" wp14:editId="29817AA9">
+            <wp:extent cx="4706701" cy="1874520"/>
+            <wp:effectExtent l="0" t="0" r="0" b="0"/>
             <wp:docPr id="4" name="图片 4"/>
             <wp:cNvGraphicFramePr>
               <a:graphicFrameLocks xmlns:a="http://schemas.openxmlformats.org/drawingml/2006/main" noChangeAspect="1"/>
@@ -878,7 +1161,7 @@
                     </pic:cNvPicPr>
                   </pic:nvPicPr>
                   <pic:blipFill>
-                    <a:blip r:embed="rId9">
+                    <a:blip r:embed="rId10">
                       <a:extLst>
                         <a:ext uri="{28A0092B-C50C-407E-A947-70E740481C1C}">
                           <a14:useLocalDpi xmlns:a14="http://schemas.microsoft.com/office/drawing/2010/main" val="0"/>
@@ -893,7 +1176,7 @@
                   <pic:spPr bwMode="auto">
                     <a:xfrm>
                       <a:off x="0" y="0"/>
-                      <a:ext cx="5274310" cy="2100580"/>
+                      <a:ext cx="4716289" cy="1878339"/>
                     </a:xfrm>
                     <a:prstGeom prst="rect">
                       <a:avLst/>
@@ -912,32 +1195,81 @@
     </w:p>
     <w:p>
       <w:pPr>
+        <w:pStyle w:val="4"/>
+        <w:rPr>
+          <w:rFonts w:hint="eastAsia"/>
+        </w:rPr>
+      </w:pPr>
+      <w:r>
+        <w:rPr>
+          <w:rFonts w:hint="eastAsia"/>
+        </w:rPr>
+        <w:t>2</w:t>
+      </w:r>
+      <w:r>
+        <w:rPr>
+          <w:rFonts w:hint="eastAsia"/>
+        </w:rPr>
+        <w:t>）</w:t>
+      </w:r>
+      <w:r>
+        <w:rPr>
+          <w:rFonts w:hint="eastAsia"/>
+        </w:rPr>
+        <w:t>插件配置</w:t>
+      </w:r>
+    </w:p>
+    <w:p>
+      <w:pPr>
         <w:widowControl/>
         <w:adjustRightInd w:val="0"/>
         <w:snapToGrid w:val="0"/>
         <w:jc w:val="left"/>
         <w:rPr>
-          <w:rFonts w:ascii="Tahoma" w:eastAsia="微软雅黑" w:hAnsi="Tahoma"/>
-          <w:kern w:val="0"/>
-          <w:sz w:val="22"/>
-        </w:rPr>
-      </w:pPr>
-    </w:p>
-    <w:p>
-      <w:pPr>
-        <w:pStyle w:val="4"/>
-        <w:rPr>
-          <w:rFonts w:hint="eastAsia"/>
-        </w:rPr>
-      </w:pPr>
-      <w:r>
-        <w:t>2</w:t>
-      </w:r>
-      <w:r>
-        <w:rPr>
-          <w:rFonts w:hint="eastAsia"/>
-        </w:rPr>
-        <w:t>）地图事件</w:t>
+          <w:rFonts w:ascii="Tahoma" w:eastAsia="微软雅黑" w:hAnsi="Tahoma" w:hint="eastAsia"/>
+          <w:kern w:val="0"/>
+          <w:sz w:val="22"/>
+        </w:rPr>
+      </w:pPr>
+      <w:r>
+        <w:rPr>
+          <w:rFonts w:ascii="Tahoma" w:eastAsia="微软雅黑" w:hAnsi="Tahoma" w:hint="eastAsia"/>
+          <w:kern w:val="0"/>
+          <w:sz w:val="22"/>
+        </w:rPr>
+        <w:t>留意对应的</w:t>
+      </w:r>
+      <w:r>
+        <w:rPr>
+          <w:rFonts w:ascii="Tahoma" w:eastAsia="微软雅黑" w:hAnsi="Tahoma" w:hint="eastAsia"/>
+          <w:kern w:val="0"/>
+          <w:sz w:val="22"/>
+        </w:rPr>
+        <w:t>R</w:t>
+      </w:r>
+      <w:r>
+        <w:rPr>
+          <w:rFonts w:ascii="Tahoma" w:eastAsia="微软雅黑" w:hAnsi="Tahoma" w:hint="eastAsia"/>
+          <w:kern w:val="0"/>
+          <w:sz w:val="22"/>
+        </w:rPr>
+        <w:t>图块，配置定义了</w:t>
+      </w:r>
+      <w:r>
+        <w:rPr>
+          <w:rFonts w:ascii="Tahoma" w:eastAsia="微软雅黑" w:hAnsi="Tahoma" w:hint="eastAsia"/>
+          <w:kern w:val="0"/>
+          <w:sz w:val="22"/>
+        </w:rPr>
+        <w:t>10</w:t>
+      </w:r>
+      <w:r>
+        <w:rPr>
+          <w:rFonts w:ascii="Tahoma" w:eastAsia="微软雅黑" w:hAnsi="Tahoma" w:hint="eastAsia"/>
+          <w:kern w:val="0"/>
+          <w:sz w:val="22"/>
+        </w:rPr>
+        <w:t>号图块。</w:t>
       </w:r>
     </w:p>
     <w:p>
@@ -945,84 +1277,86 @@
         <w:widowControl/>
         <w:adjustRightInd w:val="0"/>
         <w:snapToGrid w:val="0"/>
-        <w:jc w:val="left"/>
-        <w:rPr>
-          <w:rFonts w:ascii="Tahoma" w:eastAsia="微软雅黑" w:hAnsi="Tahoma"/>
-          <w:kern w:val="0"/>
-          <w:sz w:val="22"/>
-        </w:rPr>
-      </w:pPr>
-      <w:r>
-        <w:rPr>
-          <w:rFonts w:ascii="Tahoma" w:eastAsia="微软雅黑" w:hAnsi="Tahoma" w:hint="eastAsia"/>
-          <w:kern w:val="0"/>
-          <w:sz w:val="22"/>
-        </w:rPr>
-        <w:t>所有与该解谜相关的事件</w:t>
-      </w:r>
-      <w:r>
-        <w:rPr>
-          <w:rFonts w:ascii="Tahoma" w:eastAsia="微软雅黑" w:hAnsi="Tahoma" w:hint="eastAsia"/>
-          <w:kern w:val="0"/>
-          <w:sz w:val="22"/>
-        </w:rPr>
-        <w:t xml:space="preserve"> </w:t>
-      </w:r>
-      <w:r>
-        <w:rPr>
-          <w:rFonts w:ascii="Tahoma" w:eastAsia="微软雅黑" w:hAnsi="Tahoma" w:hint="eastAsia"/>
-          <w:kern w:val="0"/>
-          <w:sz w:val="22"/>
-        </w:rPr>
-        <w:t>，都在地图</w:t>
-      </w:r>
-      <w:r>
-        <w:rPr>
-          <w:rFonts w:ascii="Tahoma" w:eastAsia="微软雅黑" w:hAnsi="Tahoma" w:hint="eastAsia"/>
-          <w:kern w:val="0"/>
-          <w:sz w:val="22"/>
-        </w:rPr>
-        <w:t xml:space="preserve"> </w:t>
-      </w:r>
-      <w:r>
-        <w:rPr>
-          <w:rFonts w:ascii="Tahoma" w:eastAsia="微软雅黑" w:hAnsi="Tahoma" w:hint="eastAsia"/>
-          <w:kern w:val="0"/>
-          <w:sz w:val="22"/>
-        </w:rPr>
-        <w:t>设计</w:t>
-      </w:r>
-      <w:r>
-        <w:rPr>
-          <w:rFonts w:ascii="Tahoma" w:eastAsia="微软雅黑" w:hAnsi="Tahoma"/>
-          <w:kern w:val="0"/>
-          <w:sz w:val="22"/>
-        </w:rPr>
-        <w:t>-</w:t>
-      </w:r>
-      <w:r>
-        <w:rPr>
-          <w:rFonts w:ascii="Tahoma" w:eastAsia="微软雅黑" w:hAnsi="Tahoma" w:hint="eastAsia"/>
-          <w:kern w:val="0"/>
-          <w:sz w:val="22"/>
-        </w:rPr>
-        <w:t>光滑图块</w:t>
-      </w:r>
-      <w:r>
-        <w:rPr>
-          <w:rFonts w:ascii="Tahoma" w:eastAsia="微软雅黑" w:hAnsi="Tahoma"/>
-          <w:kern w:val="0"/>
-          <w:sz w:val="22"/>
-        </w:rPr>
-        <w:t xml:space="preserve"> </w:t>
-      </w:r>
-      <w:r>
-        <w:rPr>
-          <w:rFonts w:ascii="Tahoma" w:eastAsia="微软雅黑" w:hAnsi="Tahoma" w:hint="eastAsia"/>
-          <w:kern w:val="0"/>
-          <w:sz w:val="22"/>
-        </w:rPr>
-        <w:t>中。</w:t>
+        <w:jc w:val="center"/>
+        <w:rPr>
+          <w:rFonts w:ascii="Tahoma" w:eastAsia="微软雅黑" w:hAnsi="Tahoma" w:hint="eastAsia"/>
+          <w:kern w:val="0"/>
+          <w:sz w:val="22"/>
+        </w:rPr>
+      </w:pPr>
+      <w:r>
+        <w:rPr>
+          <w:rFonts w:hint="eastAsia"/>
+          <w:noProof/>
+        </w:rPr>
+        <w:drawing>
+          <wp:inline distT="0" distB="0" distL="0" distR="0" wp14:anchorId="14EDCE9E" wp14:editId="241F280F">
+            <wp:extent cx="3226981" cy="1242060"/>
+            <wp:effectExtent l="0" t="0" r="0" b="0"/>
+            <wp:docPr id="500676925" name="图片 2"/>
+            <wp:cNvGraphicFramePr>
+              <a:graphicFrameLocks xmlns:a="http://schemas.openxmlformats.org/drawingml/2006/main" noChangeAspect="1"/>
+            </wp:cNvGraphicFramePr>
+            <a:graphic xmlns:a="http://schemas.openxmlformats.org/drawingml/2006/main">
+              <a:graphicData uri="http://schemas.openxmlformats.org/drawingml/2006/picture">
+                <pic:pic xmlns:pic="http://schemas.openxmlformats.org/drawingml/2006/picture">
+                  <pic:nvPicPr>
+                    <pic:cNvPr id="0" name="Picture 3"/>
+                    <pic:cNvPicPr>
+                      <a:picLocks noChangeAspect="1" noChangeArrowheads="1"/>
+                    </pic:cNvPicPr>
+                  </pic:nvPicPr>
+                  <pic:blipFill>
+                    <a:blip r:embed="rId11">
+                      <a:extLst>
+                        <a:ext uri="{28A0092B-C50C-407E-A947-70E740481C1C}">
+                          <a14:useLocalDpi xmlns:a14="http://schemas.microsoft.com/office/drawing/2010/main" val="0"/>
+                        </a:ext>
+                      </a:extLst>
+                    </a:blip>
+                    <a:srcRect/>
+                    <a:stretch>
+                      <a:fillRect/>
+                    </a:stretch>
+                  </pic:blipFill>
+                  <pic:spPr bwMode="auto">
+                    <a:xfrm>
+                      <a:off x="0" y="0"/>
+                      <a:ext cx="3245074" cy="1249024"/>
+                    </a:xfrm>
+                    <a:prstGeom prst="rect">
+                      <a:avLst/>
+                    </a:prstGeom>
+                    <a:noFill/>
+                    <a:ln>
+                      <a:noFill/>
+                    </a:ln>
+                  </pic:spPr>
+                </pic:pic>
+              </a:graphicData>
+            </a:graphic>
+          </wp:inline>
+        </w:drawing>
+      </w:r>
+    </w:p>
+    <w:p>
+      <w:pPr>
+        <w:pStyle w:val="4"/>
+        <w:rPr>
+          <w:rFonts w:hint="eastAsia"/>
+        </w:rPr>
+      </w:pPr>
+      <w:r>
+        <w:rPr>
+          <w:rFonts w:hint="eastAsia"/>
+        </w:rPr>
+        <w:t>3</w:t>
+      </w:r>
+      <w:r>
+        <w:rPr>
+          <w:rFonts w:hint="eastAsia"/>
+        </w:rPr>
+        <w:t>）地图事件</w:t>
       </w:r>
     </w:p>
     <w:p>
@@ -1043,6 +1377,93 @@
           <w:kern w:val="0"/>
           <w:sz w:val="22"/>
         </w:rPr>
+        <w:t>所有与该解谜相关的事件</w:t>
+      </w:r>
+      <w:r>
+        <w:rPr>
+          <w:rFonts w:ascii="Tahoma" w:eastAsia="微软雅黑" w:hAnsi="Tahoma" w:hint="eastAsia"/>
+          <w:kern w:val="0"/>
+          <w:sz w:val="22"/>
+        </w:rPr>
+        <w:t xml:space="preserve"> </w:t>
+      </w:r>
+      <w:r>
+        <w:rPr>
+          <w:rFonts w:ascii="Tahoma" w:eastAsia="微软雅黑" w:hAnsi="Tahoma" w:hint="eastAsia"/>
+          <w:kern w:val="0"/>
+          <w:sz w:val="22"/>
+        </w:rPr>
+        <w:t>，都在地图</w:t>
+      </w:r>
+      <w:r>
+        <w:rPr>
+          <w:rFonts w:ascii="Tahoma" w:eastAsia="微软雅黑" w:hAnsi="Tahoma" w:hint="eastAsia"/>
+          <w:kern w:val="0"/>
+          <w:sz w:val="22"/>
+        </w:rPr>
+        <w:t xml:space="preserve"> </w:t>
+      </w:r>
+      <w:r>
+        <w:rPr>
+          <w:rFonts w:ascii="Tahoma" w:eastAsia="微软雅黑" w:hAnsi="Tahoma" w:hint="eastAsia"/>
+          <w:kern w:val="0"/>
+          <w:sz w:val="22"/>
+        </w:rPr>
+        <w:t>设计</w:t>
+      </w:r>
+      <w:r>
+        <w:rPr>
+          <w:rFonts w:ascii="Tahoma" w:eastAsia="微软雅黑" w:hAnsi="Tahoma"/>
+          <w:kern w:val="0"/>
+          <w:sz w:val="22"/>
+        </w:rPr>
+        <w:t>-</w:t>
+      </w:r>
+      <w:proofErr w:type="gramStart"/>
+      <w:r>
+        <w:rPr>
+          <w:rFonts w:ascii="Tahoma" w:eastAsia="微软雅黑" w:hAnsi="Tahoma" w:hint="eastAsia"/>
+          <w:kern w:val="0"/>
+          <w:sz w:val="22"/>
+        </w:rPr>
+        <w:t>光滑图块</w:t>
+      </w:r>
+      <w:proofErr w:type="gramEnd"/>
+      <w:r>
+        <w:rPr>
+          <w:rFonts w:ascii="Tahoma" w:eastAsia="微软雅黑" w:hAnsi="Tahoma"/>
+          <w:kern w:val="0"/>
+          <w:sz w:val="22"/>
+        </w:rPr>
+        <w:t xml:space="preserve"> </w:t>
+      </w:r>
+      <w:r>
+        <w:rPr>
+          <w:rFonts w:ascii="Tahoma" w:eastAsia="微软雅黑" w:hAnsi="Tahoma" w:hint="eastAsia"/>
+          <w:kern w:val="0"/>
+          <w:sz w:val="22"/>
+        </w:rPr>
+        <w:t>中。</w:t>
+      </w:r>
+    </w:p>
+    <w:p>
+      <w:pPr>
+        <w:widowControl/>
+        <w:adjustRightInd w:val="0"/>
+        <w:snapToGrid w:val="0"/>
+        <w:jc w:val="left"/>
+        <w:rPr>
+          <w:rFonts w:ascii="Tahoma" w:eastAsia="微软雅黑" w:hAnsi="Tahoma"/>
+          <w:kern w:val="0"/>
+          <w:sz w:val="22"/>
+        </w:rPr>
+      </w:pPr>
+      <w:r>
+        <w:rPr>
+          <w:rFonts w:ascii="Tahoma" w:eastAsia="微软雅黑" w:hAnsi="Tahoma" w:hint="eastAsia"/>
+          <w:kern w:val="0"/>
+          <w:sz w:val="22"/>
+        </w:rPr>
         <w:t>这里主要需留意</w:t>
       </w:r>
       <w:r>
@@ -1081,7 +1502,9 @@
     <w:p>
       <w:pPr>
         <w:widowControl/>
-        <w:jc w:val="left"/>
+        <w:adjustRightInd w:val="0"/>
+        <w:snapToGrid w:val="0"/>
+        <w:jc w:val="center"/>
         <w:rPr>
           <w:rFonts w:ascii="宋体" w:eastAsia="宋体" w:hAnsi="宋体" w:cs="宋体" w:hint="eastAsia"/>
           <w:kern w:val="0"/>
@@ -1098,9 +1521,9 @@
           <w:szCs w:val="24"/>
         </w:rPr>
         <w:drawing>
-          <wp:inline distT="0" distB="0" distL="0" distR="0" wp14:anchorId="4C654DD6" wp14:editId="039E5E98">
-            <wp:extent cx="5274310" cy="2188845"/>
-            <wp:effectExtent l="0" t="0" r="2540" b="1905"/>
+          <wp:inline distT="0" distB="0" distL="0" distR="0" wp14:anchorId="4C654DD6" wp14:editId="2C9C736C">
+            <wp:extent cx="4865768" cy="2019300"/>
+            <wp:effectExtent l="0" t="0" r="0" b="0"/>
             <wp:docPr id="5" name="图片 5"/>
             <wp:cNvGraphicFramePr>
               <a:graphicFrameLocks xmlns:a="http://schemas.openxmlformats.org/drawingml/2006/main" noChangeAspect="1"/>
@@ -1130,7 +1553,7 @@
                   <pic:spPr bwMode="auto">
                     <a:xfrm>
                       <a:off x="0" y="0"/>
-                      <a:ext cx="5274310" cy="2188845"/>
+                      <a:ext cx="4871766" cy="2021789"/>
                     </a:xfrm>
                     <a:prstGeom prst="rect">
                       <a:avLst/>
@@ -1150,19 +1573,6 @@
     <w:p>
       <w:pPr>
         <w:widowControl/>
-        <w:adjustRightInd w:val="0"/>
-        <w:snapToGrid w:val="0"/>
-        <w:jc w:val="left"/>
-        <w:rPr>
-          <w:rFonts w:ascii="Tahoma" w:eastAsia="微软雅黑" w:hAnsi="Tahoma"/>
-          <w:kern w:val="0"/>
-          <w:sz w:val="22"/>
-        </w:rPr>
-      </w:pPr>
-    </w:p>
-    <w:p>
-      <w:pPr>
-        <w:widowControl/>
         <w:jc w:val="left"/>
         <w:rPr>
           <w:rFonts w:ascii="Tahoma" w:eastAsia="微软雅黑" w:hAnsi="Tahoma"/>
@@ -1172,16 +1582,6 @@
           <w:sz w:val="22"/>
         </w:rPr>
       </w:pPr>
-      <w:r>
-        <w:rPr>
-          <w:rFonts w:ascii="Tahoma" w:eastAsia="微软雅黑" w:hAnsi="Tahoma"/>
-          <w:b/>
-          <w:bCs/>
-          <w:kern w:val="0"/>
-          <w:sz w:val="22"/>
-        </w:rPr>
-        <w:br w:type="page"/>
-      </w:r>
     </w:p>
     <w:p>
       <w:pPr>
@@ -1190,6 +1590,7 @@
           <w:rFonts w:hint="eastAsia"/>
         </w:rPr>
       </w:pPr>
+      <w:proofErr w:type="gramStart"/>
       <w:r>
         <w:rPr>
           <w:rFonts w:hint="eastAsia"/>
@@ -1197,6 +1598,7 @@
         <w:lastRenderedPageBreak/>
         <w:t>光滑图块</w:t>
       </w:r>
+      <w:proofErr w:type="gramEnd"/>
       <w:r>
         <w:rPr>
           <w:rFonts w:hint="eastAsia"/>
@@ -1553,7 +1955,21 @@
         <w:rPr>
           <w:rFonts w:hint="eastAsia"/>
         </w:rPr>
-        <w:t>）卡关注意事项</w:t>
+        <w:t>）</w:t>
+      </w:r>
+      <w:proofErr w:type="gramStart"/>
+      <w:r>
+        <w:rPr>
+          <w:rFonts w:hint="eastAsia"/>
+        </w:rPr>
+        <w:t>卡关注意</w:t>
+      </w:r>
+      <w:proofErr w:type="gramEnd"/>
+      <w:r>
+        <w:rPr>
+          <w:rFonts w:hint="eastAsia"/>
+        </w:rPr>
+        <w:t>事项</w:t>
       </w:r>
     </w:p>
     <w:p>
@@ -1750,7 +2166,7 @@
                     </pic:cNvPicPr>
                   </pic:nvPicPr>
                   <pic:blipFill>
-                    <a:blip r:embed="rId10">
+                    <a:blip r:embed="rId12">
                       <a:extLst>
                         <a:ext uri="{28A0092B-C50C-407E-A947-70E740481C1C}">
                           <a14:useLocalDpi xmlns:a14="http://schemas.microsoft.com/office/drawing/2010/main" val="0"/>
@@ -1859,6 +2275,7 @@
           <w:sz w:val="22"/>
         </w:rPr>
       </w:pPr>
+      <w:proofErr w:type="gramStart"/>
       <w:r>
         <w:rPr>
           <w:rFonts w:ascii="Tahoma" w:eastAsia="微软雅黑" w:hAnsi="Tahoma" w:hint="eastAsia"/>
@@ -1873,7 +2290,16 @@
           <w:kern w:val="0"/>
           <w:sz w:val="22"/>
         </w:rPr>
-        <w:t>其实不太适合单独做成解谜游戏，</w:t>
+        <w:t>其实</w:t>
+      </w:r>
+      <w:proofErr w:type="gramEnd"/>
+      <w:r>
+        <w:rPr>
+          <w:rFonts w:ascii="Tahoma" w:eastAsia="微软雅黑" w:hAnsi="Tahoma" w:hint="eastAsia"/>
+          <w:kern w:val="0"/>
+          <w:sz w:val="22"/>
+        </w:rPr>
+        <w:t>不太适合单独做成解谜游戏，</w:t>
       </w:r>
       <w:r>
         <w:rPr>
@@ -2169,13 +2595,23 @@
           <w:rFonts w:hint="eastAsia"/>
         </w:rPr>
       </w:pPr>
-      <w:r>
-        <w:rPr>
-          <w:rFonts w:ascii="Tahoma" w:eastAsia="微软雅黑" w:hAnsi="Tahoma" w:hint="eastAsia"/>
-          <w:kern w:val="0"/>
-          <w:sz w:val="22"/>
-        </w:rPr>
-        <w:t>光滑图块在迷宫中可以大量使用，但如果作为一个特定的谜题</w:t>
+      <w:proofErr w:type="gramStart"/>
+      <w:r>
+        <w:rPr>
+          <w:rFonts w:ascii="Tahoma" w:eastAsia="微软雅黑" w:hAnsi="Tahoma" w:hint="eastAsia"/>
+          <w:kern w:val="0"/>
+          <w:sz w:val="22"/>
+        </w:rPr>
+        <w:t>光滑图块</w:t>
+      </w:r>
+      <w:proofErr w:type="gramEnd"/>
+      <w:r>
+        <w:rPr>
+          <w:rFonts w:ascii="Tahoma" w:eastAsia="微软雅黑" w:hAnsi="Tahoma" w:hint="eastAsia"/>
+          <w:kern w:val="0"/>
+          <w:sz w:val="22"/>
+        </w:rPr>
+        <w:t>在迷宫中可以大量使用，但如果作为一个特定的谜题</w:t>
       </w:r>
       <w:r>
         <w:rPr>
@@ -2207,7 +2643,25 @@
           <w:kern w:val="0"/>
           <w:sz w:val="22"/>
         </w:rPr>
-        <w:t>想办法减少玩家在光滑地面中乱滑的时间。</w:t>
+        <w:t>想办法减少玩家在光滑地面</w:t>
+      </w:r>
+      <w:proofErr w:type="gramStart"/>
+      <w:r>
+        <w:rPr>
+          <w:rFonts w:ascii="Tahoma" w:eastAsia="微软雅黑" w:hAnsi="Tahoma" w:hint="eastAsia"/>
+          <w:kern w:val="0"/>
+          <w:sz w:val="22"/>
+        </w:rPr>
+        <w:t>中乱滑的</w:t>
+      </w:r>
+      <w:proofErr w:type="gramEnd"/>
+      <w:r>
+        <w:rPr>
+          <w:rFonts w:ascii="Tahoma" w:eastAsia="微软雅黑" w:hAnsi="Tahoma" w:hint="eastAsia"/>
+          <w:kern w:val="0"/>
+          <w:sz w:val="22"/>
+        </w:rPr>
+        <w:t>时间。</w:t>
       </w:r>
     </w:p>
     <w:p>
@@ -2302,7 +2756,43 @@
           <w:kern w:val="0"/>
           <w:sz w:val="22"/>
         </w:rPr>
-        <w:t>日，作者我打算开坑物体管理层。（这个时候物体管理层刚刚开建）</w:t>
+        <w:t>日，作者我</w:t>
+      </w:r>
+      <w:proofErr w:type="gramStart"/>
+      <w:r>
+        <w:rPr>
+          <w:rFonts w:ascii="Tahoma" w:eastAsia="微软雅黑" w:hAnsi="Tahoma" w:hint="eastAsia"/>
+          <w:kern w:val="0"/>
+          <w:sz w:val="22"/>
+        </w:rPr>
+        <w:t>打算开坑物体</w:t>
+      </w:r>
+      <w:proofErr w:type="gramEnd"/>
+      <w:r>
+        <w:rPr>
+          <w:rFonts w:ascii="Tahoma" w:eastAsia="微软雅黑" w:hAnsi="Tahoma" w:hint="eastAsia"/>
+          <w:kern w:val="0"/>
+          <w:sz w:val="22"/>
+        </w:rPr>
+        <w:t>管理层。（这个时候物体管理</w:t>
+      </w:r>
+      <w:proofErr w:type="gramStart"/>
+      <w:r>
+        <w:rPr>
+          <w:rFonts w:ascii="Tahoma" w:eastAsia="微软雅黑" w:hAnsi="Tahoma" w:hint="eastAsia"/>
+          <w:kern w:val="0"/>
+          <w:sz w:val="22"/>
+        </w:rPr>
+        <w:t>层刚刚</w:t>
+      </w:r>
+      <w:proofErr w:type="gramEnd"/>
+      <w:r>
+        <w:rPr>
+          <w:rFonts w:ascii="Tahoma" w:eastAsia="微软雅黑" w:hAnsi="Tahoma" w:hint="eastAsia"/>
+          <w:kern w:val="0"/>
+          <w:sz w:val="22"/>
+        </w:rPr>
+        <w:t>开建）</w:t>
       </w:r>
     </w:p>
     <w:p>
@@ -2368,7 +2858,25 @@
           <w:kern w:val="0"/>
           <w:sz w:val="22"/>
         </w:rPr>
-        <w:t>的光滑图块插件，然后我小修改了一下，</w:t>
+        <w:t>的</w:t>
+      </w:r>
+      <w:proofErr w:type="gramStart"/>
+      <w:r>
+        <w:rPr>
+          <w:rFonts w:ascii="Tahoma" w:eastAsia="微软雅黑" w:hAnsi="Tahoma" w:hint="eastAsia"/>
+          <w:kern w:val="0"/>
+          <w:sz w:val="22"/>
+        </w:rPr>
+        <w:t>光滑图块</w:t>
+      </w:r>
+      <w:proofErr w:type="gramEnd"/>
+      <w:r>
+        <w:rPr>
+          <w:rFonts w:ascii="Tahoma" w:eastAsia="微软雅黑" w:hAnsi="Tahoma" w:hint="eastAsia"/>
+          <w:kern w:val="0"/>
+          <w:sz w:val="22"/>
+        </w:rPr>
+        <w:t>插件，然后我小修改了一下，</w:t>
       </w:r>
       <w:r>
         <w:rPr>
@@ -2392,7 +2900,25 @@
           <w:kern w:val="0"/>
           <w:sz w:val="22"/>
         </w:rPr>
-        <w:t>转向毯功能</w:t>
+        <w:t>转向</w:t>
+      </w:r>
+      <w:proofErr w:type="gramStart"/>
+      <w:r>
+        <w:rPr>
+          <w:rFonts w:ascii="Tahoma" w:eastAsia="微软雅黑" w:hAnsi="Tahoma" w:hint="eastAsia"/>
+          <w:kern w:val="0"/>
+          <w:sz w:val="22"/>
+        </w:rPr>
+        <w:t>毯</w:t>
+      </w:r>
+      <w:proofErr w:type="gramEnd"/>
+      <w:r>
+        <w:rPr>
+          <w:rFonts w:ascii="Tahoma" w:eastAsia="微软雅黑" w:hAnsi="Tahoma" w:hint="eastAsia"/>
+          <w:kern w:val="0"/>
+          <w:sz w:val="22"/>
+        </w:rPr>
+        <w:t>功能</w:t>
       </w:r>
       <w:r>
         <w:rPr>
@@ -2418,15 +2944,51 @@
           <w:kern w:val="0"/>
           <w:sz w:val="22"/>
         </w:rPr>
-        <w:t>基于转向毯，作者我就开坑完成了</w:t>
-      </w:r>
-      <w:r>
-        <w:rPr>
-          <w:rFonts w:ascii="Tahoma" w:eastAsia="微软雅黑" w:hAnsi="Tahoma" w:hint="eastAsia"/>
-          <w:kern w:val="0"/>
-          <w:sz w:val="22"/>
-        </w:rPr>
-        <w:t>光滑图块的解谜</w:t>
+        <w:t>基于转向</w:t>
+      </w:r>
+      <w:proofErr w:type="gramStart"/>
+      <w:r>
+        <w:rPr>
+          <w:rFonts w:ascii="Tahoma" w:eastAsia="微软雅黑" w:hAnsi="Tahoma" w:hint="eastAsia"/>
+          <w:kern w:val="0"/>
+          <w:sz w:val="22"/>
+        </w:rPr>
+        <w:t>毯</w:t>
+      </w:r>
+      <w:proofErr w:type="gramEnd"/>
+      <w:r>
+        <w:rPr>
+          <w:rFonts w:ascii="Tahoma" w:eastAsia="微软雅黑" w:hAnsi="Tahoma" w:hint="eastAsia"/>
+          <w:kern w:val="0"/>
+          <w:sz w:val="22"/>
+        </w:rPr>
+        <w:t>，作者我就</w:t>
+      </w:r>
+      <w:proofErr w:type="gramStart"/>
+      <w:r>
+        <w:rPr>
+          <w:rFonts w:ascii="Tahoma" w:eastAsia="微软雅黑" w:hAnsi="Tahoma" w:hint="eastAsia"/>
+          <w:kern w:val="0"/>
+          <w:sz w:val="22"/>
+        </w:rPr>
+        <w:t>开坑完成了</w:t>
+      </w:r>
+      <w:r>
+        <w:rPr>
+          <w:rFonts w:ascii="Tahoma" w:eastAsia="微软雅黑" w:hAnsi="Tahoma" w:hint="eastAsia"/>
+          <w:kern w:val="0"/>
+          <w:sz w:val="22"/>
+        </w:rPr>
+        <w:t>光滑图块</w:t>
+      </w:r>
+      <w:proofErr w:type="gramEnd"/>
+      <w:r>
+        <w:rPr>
+          <w:rFonts w:ascii="Tahoma" w:eastAsia="微软雅黑" w:hAnsi="Tahoma" w:hint="eastAsia"/>
+          <w:kern w:val="0"/>
+          <w:sz w:val="22"/>
+        </w:rPr>
+        <w:t>的解谜</w:t>
       </w:r>
       <w:r>
         <w:rPr>
@@ -2464,7 +3026,7 @@
           <w:szCs w:val="24"/>
         </w:rPr>
         <w:drawing>
-          <wp:inline distT="0" distB="0" distL="0" distR="0" wp14:anchorId="27A29A01" wp14:editId="39D2F7F1">
+          <wp:inline distT="0" distB="0" distL="0" distR="0" wp14:anchorId="27A29A01" wp14:editId="36363055">
             <wp:extent cx="4217035" cy="1750075"/>
             <wp:effectExtent l="0" t="0" r="0" b="2540"/>
             <wp:docPr id="284160218" name="图片 284160218"/>
@@ -2791,7 +3353,21 @@
           <w:rFonts w:hint="eastAsia"/>
         </w:rPr>
         <w:lastRenderedPageBreak/>
-        <w:t>转向毯设计细节</w:t>
+        <w:t>转向</w:t>
+      </w:r>
+      <w:proofErr w:type="gramStart"/>
+      <w:r>
+        <w:rPr>
+          <w:rFonts w:hint="eastAsia"/>
+        </w:rPr>
+        <w:t>毯</w:t>
+      </w:r>
+      <w:proofErr w:type="gramEnd"/>
+      <w:r>
+        <w:rPr>
+          <w:rFonts w:hint="eastAsia"/>
+        </w:rPr>
+        <w:t>设计细节</w:t>
       </w:r>
     </w:p>
     <w:p>
@@ -2839,117 +3415,6 @@
             <wp:extent cx="2293620" cy="1796449"/>
             <wp:effectExtent l="0" t="0" r="0" b="0"/>
             <wp:docPr id="2" name="图片 2"/>
-            <wp:cNvGraphicFramePr>
-              <a:graphicFrameLocks xmlns:a="http://schemas.openxmlformats.org/drawingml/2006/main" noChangeAspect="1"/>
-            </wp:cNvGraphicFramePr>
-            <a:graphic xmlns:a="http://schemas.openxmlformats.org/drawingml/2006/main">
-              <a:graphicData uri="http://schemas.openxmlformats.org/drawingml/2006/picture">
-                <pic:pic xmlns:pic="http://schemas.openxmlformats.org/drawingml/2006/picture">
-                  <pic:nvPicPr>
-                    <pic:cNvPr id="1" name=""/>
-                    <pic:cNvPicPr/>
-                  </pic:nvPicPr>
-                  <pic:blipFill>
-                    <a:blip r:embed="rId11">
-                      <a:extLst>
-                        <a:ext uri="{28A0092B-C50C-407E-A947-70E740481C1C}">
-                          <a14:useLocalDpi xmlns:a14="http://schemas.microsoft.com/office/drawing/2010/main" val="0"/>
-                        </a:ext>
-                      </a:extLst>
-                    </a:blip>
-                    <a:stretch>
-                      <a:fillRect/>
-                    </a:stretch>
-                  </pic:blipFill>
-                  <pic:spPr>
-                    <a:xfrm>
-                      <a:off x="0" y="0"/>
-                      <a:ext cx="2301796" cy="1802853"/>
-                    </a:xfrm>
-                    <a:prstGeom prst="rect">
-                      <a:avLst/>
-                    </a:prstGeom>
-                  </pic:spPr>
-                </pic:pic>
-              </a:graphicData>
-            </a:graphic>
-          </wp:inline>
-        </w:drawing>
-      </w:r>
-      <w:r>
-        <w:rPr>
-          <w:rFonts w:ascii="Tahoma" w:eastAsia="微软雅黑" w:hAnsi="Tahoma"/>
-          <w:noProof/>
-          <w:kern w:val="0"/>
-          <w:sz w:val="22"/>
-        </w:rPr>
-        <w:drawing>
-          <wp:inline distT="0" distB="0" distL="0" distR="0" wp14:anchorId="13BF15C8" wp14:editId="24B35CF2">
-            <wp:extent cx="2019300" cy="1802696"/>
-            <wp:effectExtent l="0" t="0" r="0" b="0"/>
-            <wp:docPr id="3" name="图片 3"/>
-            <wp:cNvGraphicFramePr>
-              <a:graphicFrameLocks xmlns:a="http://schemas.openxmlformats.org/drawingml/2006/main" noChangeAspect="1"/>
-            </wp:cNvGraphicFramePr>
-            <a:graphic xmlns:a="http://schemas.openxmlformats.org/drawingml/2006/main">
-              <a:graphicData uri="http://schemas.openxmlformats.org/drawingml/2006/picture">
-                <pic:pic xmlns:pic="http://schemas.openxmlformats.org/drawingml/2006/picture">
-                  <pic:nvPicPr>
-                    <pic:cNvPr id="1" name=""/>
-                    <pic:cNvPicPr/>
-                  </pic:nvPicPr>
-                  <pic:blipFill>
-                    <a:blip r:embed="rId12">
-                      <a:extLst>
-                        <a:ext uri="{28A0092B-C50C-407E-A947-70E740481C1C}">
-                          <a14:useLocalDpi xmlns:a14="http://schemas.microsoft.com/office/drawing/2010/main" val="0"/>
-                        </a:ext>
-                      </a:extLst>
-                    </a:blip>
-                    <a:stretch>
-                      <a:fillRect/>
-                    </a:stretch>
-                  </pic:blipFill>
-                  <pic:spPr>
-                    <a:xfrm>
-                      <a:off x="0" y="0"/>
-                      <a:ext cx="2031726" cy="1813789"/>
-                    </a:xfrm>
-                    <a:prstGeom prst="rect">
-                      <a:avLst/>
-                    </a:prstGeom>
-                  </pic:spPr>
-                </pic:pic>
-              </a:graphicData>
-            </a:graphic>
-          </wp:inline>
-        </w:drawing>
-      </w:r>
-    </w:p>
-    <w:p>
-      <w:pPr>
-        <w:widowControl/>
-        <w:adjustRightInd w:val="0"/>
-        <w:snapToGrid w:val="0"/>
-        <w:jc w:val="center"/>
-        <w:rPr>
-          <w:rFonts w:ascii="Tahoma" w:eastAsia="微软雅黑" w:hAnsi="Tahoma"/>
-          <w:kern w:val="0"/>
-          <w:sz w:val="22"/>
-        </w:rPr>
-      </w:pPr>
-      <w:r>
-        <w:rPr>
-          <w:rFonts w:ascii="Tahoma" w:eastAsia="微软雅黑" w:hAnsi="Tahoma"/>
-          <w:noProof/>
-          <w:kern w:val="0"/>
-          <w:sz w:val="22"/>
-        </w:rPr>
-        <w:drawing>
-          <wp:inline distT="0" distB="0" distL="0" distR="0" wp14:anchorId="100167BD" wp14:editId="20F57D80">
-            <wp:extent cx="1729740" cy="1669633"/>
-            <wp:effectExtent l="0" t="0" r="0" b="0"/>
-            <wp:docPr id="8" name="图片 8"/>
             <wp:cNvGraphicFramePr>
               <a:graphicFrameLocks xmlns:a="http://schemas.openxmlformats.org/drawingml/2006/main" noChangeAspect="1"/>
             </wp:cNvGraphicFramePr>
@@ -2975,6 +3440,117 @@
                   <pic:spPr>
                     <a:xfrm>
                       <a:off x="0" y="0"/>
+                      <a:ext cx="2301796" cy="1802853"/>
+                    </a:xfrm>
+                    <a:prstGeom prst="rect">
+                      <a:avLst/>
+                    </a:prstGeom>
+                  </pic:spPr>
+                </pic:pic>
+              </a:graphicData>
+            </a:graphic>
+          </wp:inline>
+        </w:drawing>
+      </w:r>
+      <w:r>
+        <w:rPr>
+          <w:rFonts w:ascii="Tahoma" w:eastAsia="微软雅黑" w:hAnsi="Tahoma"/>
+          <w:noProof/>
+          <w:kern w:val="0"/>
+          <w:sz w:val="22"/>
+        </w:rPr>
+        <w:drawing>
+          <wp:inline distT="0" distB="0" distL="0" distR="0" wp14:anchorId="13BF15C8" wp14:editId="24B35CF2">
+            <wp:extent cx="2019300" cy="1802696"/>
+            <wp:effectExtent l="0" t="0" r="0" b="0"/>
+            <wp:docPr id="3" name="图片 3"/>
+            <wp:cNvGraphicFramePr>
+              <a:graphicFrameLocks xmlns:a="http://schemas.openxmlformats.org/drawingml/2006/main" noChangeAspect="1"/>
+            </wp:cNvGraphicFramePr>
+            <a:graphic xmlns:a="http://schemas.openxmlformats.org/drawingml/2006/main">
+              <a:graphicData uri="http://schemas.openxmlformats.org/drawingml/2006/picture">
+                <pic:pic xmlns:pic="http://schemas.openxmlformats.org/drawingml/2006/picture">
+                  <pic:nvPicPr>
+                    <pic:cNvPr id="1" name=""/>
+                    <pic:cNvPicPr/>
+                  </pic:nvPicPr>
+                  <pic:blipFill>
+                    <a:blip r:embed="rId14">
+                      <a:extLst>
+                        <a:ext uri="{28A0092B-C50C-407E-A947-70E740481C1C}">
+                          <a14:useLocalDpi xmlns:a14="http://schemas.microsoft.com/office/drawing/2010/main" val="0"/>
+                        </a:ext>
+                      </a:extLst>
+                    </a:blip>
+                    <a:stretch>
+                      <a:fillRect/>
+                    </a:stretch>
+                  </pic:blipFill>
+                  <pic:spPr>
+                    <a:xfrm>
+                      <a:off x="0" y="0"/>
+                      <a:ext cx="2031726" cy="1813789"/>
+                    </a:xfrm>
+                    <a:prstGeom prst="rect">
+                      <a:avLst/>
+                    </a:prstGeom>
+                  </pic:spPr>
+                </pic:pic>
+              </a:graphicData>
+            </a:graphic>
+          </wp:inline>
+        </w:drawing>
+      </w:r>
+    </w:p>
+    <w:p>
+      <w:pPr>
+        <w:widowControl/>
+        <w:adjustRightInd w:val="0"/>
+        <w:snapToGrid w:val="0"/>
+        <w:jc w:val="center"/>
+        <w:rPr>
+          <w:rFonts w:ascii="Tahoma" w:eastAsia="微软雅黑" w:hAnsi="Tahoma"/>
+          <w:kern w:val="0"/>
+          <w:sz w:val="22"/>
+        </w:rPr>
+      </w:pPr>
+      <w:r>
+        <w:rPr>
+          <w:rFonts w:ascii="Tahoma" w:eastAsia="微软雅黑" w:hAnsi="Tahoma"/>
+          <w:noProof/>
+          <w:kern w:val="0"/>
+          <w:sz w:val="22"/>
+        </w:rPr>
+        <w:drawing>
+          <wp:inline distT="0" distB="0" distL="0" distR="0" wp14:anchorId="100167BD" wp14:editId="20F57D80">
+            <wp:extent cx="1729740" cy="1669633"/>
+            <wp:effectExtent l="0" t="0" r="0" b="0"/>
+            <wp:docPr id="8" name="图片 8"/>
+            <wp:cNvGraphicFramePr>
+              <a:graphicFrameLocks xmlns:a="http://schemas.openxmlformats.org/drawingml/2006/main" noChangeAspect="1"/>
+            </wp:cNvGraphicFramePr>
+            <a:graphic xmlns:a="http://schemas.openxmlformats.org/drawingml/2006/main">
+              <a:graphicData uri="http://schemas.openxmlformats.org/drawingml/2006/picture">
+                <pic:pic xmlns:pic="http://schemas.openxmlformats.org/drawingml/2006/picture">
+                  <pic:nvPicPr>
+                    <pic:cNvPr id="1" name=""/>
+                    <pic:cNvPicPr/>
+                  </pic:nvPicPr>
+                  <pic:blipFill>
+                    <a:blip r:embed="rId15">
+                      <a:extLst>
+                        <a:ext uri="{28A0092B-C50C-407E-A947-70E740481C1C}">
+                          <a14:useLocalDpi xmlns:a14="http://schemas.microsoft.com/office/drawing/2010/main" val="0"/>
+                        </a:ext>
+                      </a:extLst>
+                    </a:blip>
+                    <a:stretch>
+                      <a:fillRect/>
+                    </a:stretch>
+                  </pic:blipFill>
+                  <pic:spPr>
+                    <a:xfrm>
+                      <a:off x="0" y="0"/>
                       <a:ext cx="1735056" cy="1674765"/>
                     </a:xfrm>
                     <a:prstGeom prst="rect">
@@ -3027,6 +3603,7 @@
       </w:pPr>
       <w:bookmarkStart w:id="1" w:name="_基础规律"/>
       <w:bookmarkEnd w:id="1"/>
+      <w:proofErr w:type="gramStart"/>
       <w:r>
         <w:rPr>
           <w:rFonts w:hint="eastAsia"/>
@@ -3034,6 +3611,7 @@
         <w:lastRenderedPageBreak/>
         <w:t>光滑图块</w:t>
       </w:r>
+      <w:proofErr w:type="gramEnd"/>
       <w:r>
         <w:rPr>
           <w:rFonts w:hint="eastAsia"/>
@@ -3078,25 +3656,75 @@
           <w:kern w:val="0"/>
           <w:sz w:val="22"/>
         </w:rPr>
-        <w:t>靠眼力判断滑行的方向，是不太准的，这时候需要使用物理尺子，放在在目标图块上进行笔画。</w:t>
-      </w:r>
-    </w:p>
-    <w:p>
-      <w:pPr>
-        <w:snapToGrid w:val="0"/>
-        <w:rPr>
-          <w:rFonts w:ascii="Tahoma" w:eastAsia="微软雅黑" w:hAnsi="Tahoma"/>
-          <w:kern w:val="0"/>
-          <w:sz w:val="22"/>
-        </w:rPr>
-      </w:pPr>
-      <w:r>
-        <w:rPr>
-          <w:rFonts w:ascii="Tahoma" w:eastAsia="微软雅黑" w:hAnsi="Tahoma" w:hint="eastAsia"/>
-          <w:kern w:val="0"/>
-          <w:sz w:val="22"/>
-        </w:rPr>
-        <w:t>（编辑器中还有辅助网格，而真实游戏中没有网格。）</w:t>
+        <w:t>靠眼力判断滑行的方向，是不太准的，这时候需要使用物理尺子，放在在</w:t>
+      </w:r>
+      <w:proofErr w:type="gramStart"/>
+      <w:r>
+        <w:rPr>
+          <w:rFonts w:ascii="Tahoma" w:eastAsia="微软雅黑" w:hAnsi="Tahoma" w:hint="eastAsia"/>
+          <w:kern w:val="0"/>
+          <w:sz w:val="22"/>
+        </w:rPr>
+        <w:t>目标图块上</w:t>
+      </w:r>
+      <w:proofErr w:type="gramEnd"/>
+      <w:r>
+        <w:rPr>
+          <w:rFonts w:ascii="Tahoma" w:eastAsia="微软雅黑" w:hAnsi="Tahoma" w:hint="eastAsia"/>
+          <w:kern w:val="0"/>
+          <w:sz w:val="22"/>
+        </w:rPr>
+        <w:t>进行笔画。</w:t>
+      </w:r>
+    </w:p>
+    <w:p>
+      <w:pPr>
+        <w:snapToGrid w:val="0"/>
+        <w:rPr>
+          <w:rFonts w:ascii="Tahoma" w:eastAsia="微软雅黑" w:hAnsi="Tahoma"/>
+          <w:kern w:val="0"/>
+          <w:sz w:val="22"/>
+        </w:rPr>
+      </w:pPr>
+      <w:r>
+        <w:rPr>
+          <w:rFonts w:ascii="Tahoma" w:eastAsia="微软雅黑" w:hAnsi="Tahoma" w:hint="eastAsia"/>
+          <w:kern w:val="0"/>
+          <w:sz w:val="22"/>
+        </w:rPr>
+        <w:t>（编辑器中还有</w:t>
+      </w:r>
+      <w:r>
+        <w:rPr>
+          <w:rFonts w:ascii="Tahoma" w:eastAsia="微软雅黑" w:hAnsi="Tahoma" w:hint="eastAsia"/>
+          <w:kern w:val="0"/>
+          <w:sz w:val="22"/>
+        </w:rPr>
+        <w:t>画出的</w:t>
+      </w:r>
+      <w:r>
+        <w:rPr>
+          <w:rFonts w:ascii="Tahoma" w:eastAsia="微软雅黑" w:hAnsi="Tahoma" w:hint="eastAsia"/>
+          <w:kern w:val="0"/>
+          <w:sz w:val="22"/>
+        </w:rPr>
+        <w:t>网格</w:t>
+      </w:r>
+      <w:r>
+        <w:rPr>
+          <w:rFonts w:ascii="Tahoma" w:eastAsia="微软雅黑" w:hAnsi="Tahoma" w:hint="eastAsia"/>
+          <w:kern w:val="0"/>
+          <w:sz w:val="22"/>
+        </w:rPr>
+        <w:t>线</w:t>
+      </w:r>
+      <w:r>
+        <w:rPr>
+          <w:rFonts w:ascii="Tahoma" w:eastAsia="微软雅黑" w:hAnsi="Tahoma" w:hint="eastAsia"/>
+          <w:kern w:val="0"/>
+          <w:sz w:val="22"/>
+        </w:rPr>
+        <w:t>，而真实游戏中没有网格。）</w:t>
       </w:r>
     </w:p>
     <w:p>
@@ -3131,7 +3759,7 @@
                     </pic:cNvPicPr>
                   </pic:nvPicPr>
                   <pic:blipFill>
-                    <a:blip r:embed="rId14">
+                    <a:blip r:embed="rId16">
                       <a:extLst>
                         <a:ext uri="{28A0092B-C50C-407E-A947-70E740481C1C}">
                           <a14:useLocalDpi xmlns:a14="http://schemas.microsoft.com/office/drawing/2010/main" val="0"/>
@@ -3178,7 +3806,25 @@
           <w:kern w:val="0"/>
           <w:sz w:val="22"/>
         </w:rPr>
-        <w:t>尺子相交的部分，很可能是前一个要到达的点。再通过前一个点，继续找再往前的一个点，直到推出你可以到达的点位，再进行滑行。</w:t>
+        <w:t>尺子相交的部分，很可能是前一个要到达的点。再通过前一个点，</w:t>
+      </w:r>
+      <w:proofErr w:type="gramStart"/>
+      <w:r>
+        <w:rPr>
+          <w:rFonts w:ascii="Tahoma" w:eastAsia="微软雅黑" w:hAnsi="Tahoma" w:hint="eastAsia"/>
+          <w:kern w:val="0"/>
+          <w:sz w:val="22"/>
+        </w:rPr>
+        <w:t>继续找再往前</w:t>
+      </w:r>
+      <w:proofErr w:type="gramEnd"/>
+      <w:r>
+        <w:rPr>
+          <w:rFonts w:ascii="Tahoma" w:eastAsia="微软雅黑" w:hAnsi="Tahoma" w:hint="eastAsia"/>
+          <w:kern w:val="0"/>
+          <w:sz w:val="22"/>
+        </w:rPr>
+        <w:t>的一个点，直到推出你可以到达的点位，再进行滑行。</w:t>
       </w:r>
     </w:p>
     <w:p>
@@ -3191,7 +3837,7 @@
       </w:pPr>
     </w:p>
     <w:sectPr>
-      <w:headerReference w:type="default" r:id="rId15"/>
+      <w:headerReference w:type="default" r:id="rId17"/>
       <w:pgSz w:w="11906" w:h="16838"/>
       <w:pgMar w:top="1440" w:right="1800" w:bottom="1440" w:left="1800" w:header="851" w:footer="992" w:gutter="0"/>
       <w:cols w:space="425"/>
@@ -3202,7 +3848,7 @@
 </file>
 
 <file path=word/endnotes.xml><?xml version="1.0" encoding="utf-8"?>
-<w:endnotes xmlns:wpc="http://schemas.microsoft.com/office/word/2010/wordprocessingCanvas" xmlns:cx="http://schemas.microsoft.com/office/drawing/2014/chartex" xmlns:cx1="http://schemas.microsoft.com/office/drawing/2015/9/8/chartex" xmlns:cx2="http://schemas.microsoft.com/office/drawing/2015/10/21/chartex" xmlns:cx3="http://schemas.microsoft.com/office/drawing/2016/5/9/chartex" xmlns:cx4="http://schemas.microsoft.com/office/drawing/2016/5/10/chartex" xmlns:cx5="http://schemas.microsoft.com/office/drawing/2016/5/11/chartex" xmlns:cx6="http://schemas.microsoft.com/office/drawing/2016/5/12/chartex" xmlns:cx7="http://schemas.microsoft.com/office/drawing/2016/5/13/chartex" xmlns:cx8="http://schemas.microsoft.com/office/drawing/2016/5/14/chartex" xmlns:mc="http://schemas.openxmlformats.org/markup-compatibility/2006" xmlns:aink="http://schemas.microsoft.com/office/drawing/2016/ink" xmlns:am3d="http://schemas.microsoft.com/office/drawing/2017/model3d" xmlns:o="urn:schemas-microsoft-com:office:office" xmlns:oel="http://schemas.microsoft.com/office/2019/extlst" xmlns:r="http://schemas.openxmlformats.org/officeDocument/2006/relationships" xmlns:m="http://schemas.openxmlformats.org/officeDocument/2006/math" xmlns:v="urn:schemas-microsoft-com:vml" xmlns:wp14="http://schemas.microsoft.com/office/word/2010/wordprocessingDrawing" xmlns:wp="http://schemas.openxmlformats.org/drawingml/2006/wordprocessingDrawing" xmlns:w10="urn:schemas-microsoft-com:office:word" xmlns:w="http://schemas.openxmlformats.org/wordprocessingml/2006/main" xmlns:w14="http://schemas.microsoft.com/office/word/2010/wordml" xmlns:w15="http://schemas.microsoft.com/office/word/2012/wordml" xmlns:w16cex="http://schemas.microsoft.com/office/word/2018/wordml/cex" xmlns:w16cid="http://schemas.microsoft.com/office/word/2016/wordml/cid" xmlns:w16="http://schemas.microsoft.com/office/word/2018/wordml" xmlns:w16du="http://schemas.microsoft.com/office/word/2023/wordml/word16du" xmlns:w16sdtdh="http://schemas.microsoft.com/office/word/2020/wordml/sdtdatahash" xmlns:w16se="http://schemas.microsoft.com/office/word/2015/wordml/symex" xmlns:wpg="http://schemas.microsoft.com/office/word/2010/wordprocessingGroup" xmlns:wpi="http://schemas.microsoft.com/office/word/2010/wordprocessingInk" xmlns:wne="http://schemas.microsoft.com/office/word/2006/wordml" xmlns:wps="http://schemas.microsoft.com/office/word/2010/wordprocessingShape" mc:Ignorable="w14 w15 w16se w16cid w16 w16cex w16sdtdh w16du wp14">
+<w:endnotes xmlns:wpc="http://schemas.microsoft.com/office/word/2010/wordprocessingCanvas" xmlns:cx="http://schemas.microsoft.com/office/drawing/2014/chartex" xmlns:cx1="http://schemas.microsoft.com/office/drawing/2015/9/8/chartex" xmlns:cx2="http://schemas.microsoft.com/office/drawing/2015/10/21/chartex" xmlns:cx3="http://schemas.microsoft.com/office/drawing/2016/5/9/chartex" xmlns:cx4="http://schemas.microsoft.com/office/drawing/2016/5/10/chartex" xmlns:cx5="http://schemas.microsoft.com/office/drawing/2016/5/11/chartex" xmlns:cx6="http://schemas.microsoft.com/office/drawing/2016/5/12/chartex" xmlns:cx7="http://schemas.microsoft.com/office/drawing/2016/5/13/chartex" xmlns:cx8="http://schemas.microsoft.com/office/drawing/2016/5/14/chartex" xmlns:mc="http://schemas.openxmlformats.org/markup-compatibility/2006" xmlns:aink="http://schemas.microsoft.com/office/drawing/2016/ink" xmlns:am3d="http://schemas.microsoft.com/office/drawing/2017/model3d" xmlns:o="urn:schemas-microsoft-com:office:office" xmlns:oel="http://schemas.microsoft.com/office/2019/extlst" xmlns:r="http://schemas.openxmlformats.org/officeDocument/2006/relationships" xmlns:m="http://schemas.openxmlformats.org/officeDocument/2006/math" xmlns:v="urn:schemas-microsoft-com:vml" xmlns:wp14="http://schemas.microsoft.com/office/word/2010/wordprocessingDrawing" xmlns:wp="http://schemas.openxmlformats.org/drawingml/2006/wordprocessingDrawing" xmlns:w10="urn:schemas-microsoft-com:office:word" xmlns:w="http://schemas.openxmlformats.org/wordprocessingml/2006/main" xmlns:w14="http://schemas.microsoft.com/office/word/2010/wordml" xmlns:w15="http://schemas.microsoft.com/office/word/2012/wordml" xmlns:w16cex="http://schemas.microsoft.com/office/word/2018/wordml/cex" xmlns:w16cid="http://schemas.microsoft.com/office/word/2016/wordml/cid" xmlns:w16="http://schemas.microsoft.com/office/word/2018/wordml" xmlns:w16du="http://schemas.microsoft.com/office/word/2023/wordml/word16du" xmlns:w16sdtdh="http://schemas.microsoft.com/office/word/2020/wordml/sdtdatahash" xmlns:w16sdtfl="http://schemas.microsoft.com/office/word/2024/wordml/sdtformatlock" xmlns:w16se="http://schemas.microsoft.com/office/word/2015/wordml/symex" xmlns:wpg="http://schemas.microsoft.com/office/word/2010/wordprocessingGroup" xmlns:wpi="http://schemas.microsoft.com/office/word/2010/wordprocessingInk" xmlns:wne="http://schemas.microsoft.com/office/word/2006/wordml" xmlns:wps="http://schemas.microsoft.com/office/word/2010/wordprocessingShape" mc:Ignorable="w14 w15 w16se w16cid w16 w16cex w16sdtdh w16sdtfl w16du wp14">
   <w:endnote w:type="separator" w:id="-1">
     <w:p>
       <w:pPr>
@@ -3231,7 +3877,7 @@
 </file>
 
 <file path=word/footnotes.xml><?xml version="1.0" encoding="utf-8"?>
-<w:footnotes xmlns:wpc="http://schemas.microsoft.com/office/word/2010/wordprocessingCanvas" xmlns:cx="http://schemas.microsoft.com/office/drawing/2014/chartex" xmlns:cx1="http://schemas.microsoft.com/office/drawing/2015/9/8/chartex" xmlns:cx2="http://schemas.microsoft.com/office/drawing/2015/10/21/chartex" xmlns:cx3="http://schemas.microsoft.com/office/drawing/2016/5/9/chartex" xmlns:cx4="http://schemas.microsoft.com/office/drawing/2016/5/10/chartex" xmlns:cx5="http://schemas.microsoft.com/office/drawing/2016/5/11/chartex" xmlns:cx6="http://schemas.microsoft.com/office/drawing/2016/5/12/chartex" xmlns:cx7="http://schemas.microsoft.com/office/drawing/2016/5/13/chartex" xmlns:cx8="http://schemas.microsoft.com/office/drawing/2016/5/14/chartex" xmlns:mc="http://schemas.openxmlformats.org/markup-compatibility/2006" xmlns:aink="http://schemas.microsoft.com/office/drawing/2016/ink" xmlns:am3d="http://schemas.microsoft.com/office/drawing/2017/model3d" xmlns:o="urn:schemas-microsoft-com:office:office" xmlns:oel="http://schemas.microsoft.com/office/2019/extlst" xmlns:r="http://schemas.openxmlformats.org/officeDocument/2006/relationships" xmlns:m="http://schemas.openxmlformats.org/officeDocument/2006/math" xmlns:v="urn:schemas-microsoft-com:vml" xmlns:wp14="http://schemas.microsoft.com/office/word/2010/wordprocessingDrawing" xmlns:wp="http://schemas.openxmlformats.org/drawingml/2006/wordprocessingDrawing" xmlns:w10="urn:schemas-microsoft-com:office:word" xmlns:w="http://schemas.openxmlformats.org/wordprocessingml/2006/main" xmlns:w14="http://schemas.microsoft.com/office/word/2010/wordml" xmlns:w15="http://schemas.microsoft.com/office/word/2012/wordml" xmlns:w16cex="http://schemas.microsoft.com/office/word/2018/wordml/cex" xmlns:w16cid="http://schemas.microsoft.com/office/word/2016/wordml/cid" xmlns:w16="http://schemas.microsoft.com/office/word/2018/wordml" xmlns:w16du="http://schemas.microsoft.com/office/word/2023/wordml/word16du" xmlns:w16sdtdh="http://schemas.microsoft.com/office/word/2020/wordml/sdtdatahash" xmlns:w16se="http://schemas.microsoft.com/office/word/2015/wordml/symex" xmlns:wpg="http://schemas.microsoft.com/office/word/2010/wordprocessingGroup" xmlns:wpi="http://schemas.microsoft.com/office/word/2010/wordprocessingInk" xmlns:wne="http://schemas.microsoft.com/office/word/2006/wordml" xmlns:wps="http://schemas.microsoft.com/office/word/2010/wordprocessingShape" mc:Ignorable="w14 w15 w16se w16cid w16 w16cex w16sdtdh w16du wp14">
+<w:footnotes xmlns:wpc="http://schemas.microsoft.com/office/word/2010/wordprocessingCanvas" xmlns:cx="http://schemas.microsoft.com/office/drawing/2014/chartex" xmlns:cx1="http://schemas.microsoft.com/office/drawing/2015/9/8/chartex" xmlns:cx2="http://schemas.microsoft.com/office/drawing/2015/10/21/chartex" xmlns:cx3="http://schemas.microsoft.com/office/drawing/2016/5/9/chartex" xmlns:cx4="http://schemas.microsoft.com/office/drawing/2016/5/10/chartex" xmlns:cx5="http://schemas.microsoft.com/office/drawing/2016/5/11/chartex" xmlns:cx6="http://schemas.microsoft.com/office/drawing/2016/5/12/chartex" xmlns:cx7="http://schemas.microsoft.com/office/drawing/2016/5/13/chartex" xmlns:cx8="http://schemas.microsoft.com/office/drawing/2016/5/14/chartex" xmlns:mc="http://schemas.openxmlformats.org/markup-compatibility/2006" xmlns:aink="http://schemas.microsoft.com/office/drawing/2016/ink" xmlns:am3d="http://schemas.microsoft.com/office/drawing/2017/model3d" xmlns:o="urn:schemas-microsoft-com:office:office" xmlns:oel="http://schemas.microsoft.com/office/2019/extlst" xmlns:r="http://schemas.openxmlformats.org/officeDocument/2006/relationships" xmlns:m="http://schemas.openxmlformats.org/officeDocument/2006/math" xmlns:v="urn:schemas-microsoft-com:vml" xmlns:wp14="http://schemas.microsoft.com/office/word/2010/wordprocessingDrawing" xmlns:wp="http://schemas.openxmlformats.org/drawingml/2006/wordprocessingDrawing" xmlns:w10="urn:schemas-microsoft-com:office:word" xmlns:w="http://schemas.openxmlformats.org/wordprocessingml/2006/main" xmlns:w14="http://schemas.microsoft.com/office/word/2010/wordml" xmlns:w15="http://schemas.microsoft.com/office/word/2012/wordml" xmlns:w16cex="http://schemas.microsoft.com/office/word/2018/wordml/cex" xmlns:w16cid="http://schemas.microsoft.com/office/word/2016/wordml/cid" xmlns:w16="http://schemas.microsoft.com/office/word/2018/wordml" xmlns:w16du="http://schemas.microsoft.com/office/word/2023/wordml/word16du" xmlns:w16sdtdh="http://schemas.microsoft.com/office/word/2020/wordml/sdtdatahash" xmlns:w16sdtfl="http://schemas.microsoft.com/office/word/2024/wordml/sdtformatlock" xmlns:w16se="http://schemas.microsoft.com/office/word/2015/wordml/symex" xmlns:wpg="http://schemas.microsoft.com/office/word/2010/wordprocessingGroup" xmlns:wpi="http://schemas.microsoft.com/office/word/2010/wordprocessingInk" xmlns:wne="http://schemas.microsoft.com/office/word/2006/wordml" xmlns:wps="http://schemas.microsoft.com/office/word/2010/wordprocessingShape" mc:Ignorable="w14 w15 w16se w16cid w16 w16cex w16sdtdh w16sdtfl w16du wp14">
   <w:footnote w:type="separator" w:id="-1">
     <w:p>
       <w:pPr>
@@ -3260,7 +3906,7 @@
 </file>
 
 <file path=word/header1.xml><?xml version="1.0" encoding="utf-8"?>
-<w:hdr xmlns:wpc="http://schemas.microsoft.com/office/word/2010/wordprocessingCanvas" xmlns:cx="http://schemas.microsoft.com/office/drawing/2014/chartex" xmlns:cx1="http://schemas.microsoft.com/office/drawing/2015/9/8/chartex" xmlns:cx2="http://schemas.microsoft.com/office/drawing/2015/10/21/chartex" xmlns:cx3="http://schemas.microsoft.com/office/drawing/2016/5/9/chartex" xmlns:cx4="http://schemas.microsoft.com/office/drawing/2016/5/10/chartex" xmlns:cx5="http://schemas.microsoft.com/office/drawing/2016/5/11/chartex" xmlns:cx6="http://schemas.microsoft.com/office/drawing/2016/5/12/chartex" xmlns:cx7="http://schemas.microsoft.com/office/drawing/2016/5/13/chartex" xmlns:cx8="http://schemas.microsoft.com/office/drawing/2016/5/14/chartex" xmlns:mc="http://schemas.openxmlformats.org/markup-compatibility/2006" xmlns:aink="http://schemas.microsoft.com/office/drawing/2016/ink" xmlns:am3d="http://schemas.microsoft.com/office/drawing/2017/model3d" xmlns:o="urn:schemas-microsoft-com:office:office" xmlns:oel="http://schemas.microsoft.com/office/2019/extlst" xmlns:r="http://schemas.openxmlformats.org/officeDocument/2006/relationships" xmlns:m="http://schemas.openxmlformats.org/officeDocument/2006/math" xmlns:v="urn:schemas-microsoft-com:vml" xmlns:wp14="http://schemas.microsoft.com/office/word/2010/wordprocessingDrawing" xmlns:wp="http://schemas.openxmlformats.org/drawingml/2006/wordprocessingDrawing" xmlns:w10="urn:schemas-microsoft-com:office:word" xmlns:w="http://schemas.openxmlformats.org/wordprocessingml/2006/main" xmlns:w14="http://schemas.microsoft.com/office/word/2010/wordml" xmlns:w15="http://schemas.microsoft.com/office/word/2012/wordml" xmlns:w16cex="http://schemas.microsoft.com/office/word/2018/wordml/cex" xmlns:w16cid="http://schemas.microsoft.com/office/word/2016/wordml/cid" xmlns:w16="http://schemas.microsoft.com/office/word/2018/wordml" xmlns:w16du="http://schemas.microsoft.com/office/word/2023/wordml/word16du" xmlns:w16sdtdh="http://schemas.microsoft.com/office/word/2020/wordml/sdtdatahash" xmlns:w16se="http://schemas.microsoft.com/office/word/2015/wordml/symex" xmlns:wpg="http://schemas.microsoft.com/office/word/2010/wordprocessingGroup" xmlns:wpi="http://schemas.microsoft.com/office/word/2010/wordprocessingInk" xmlns:wne="http://schemas.microsoft.com/office/word/2006/wordml" xmlns:wps="http://schemas.microsoft.com/office/word/2010/wordprocessingShape" mc:Ignorable="w14 w15 w16se w16cid w16 w16cex w16sdtdh w16du wp14">
+<w:hdr xmlns:wpc="http://schemas.microsoft.com/office/word/2010/wordprocessingCanvas" xmlns:cx="http://schemas.microsoft.com/office/drawing/2014/chartex" xmlns:cx1="http://schemas.microsoft.com/office/drawing/2015/9/8/chartex" xmlns:cx2="http://schemas.microsoft.com/office/drawing/2015/10/21/chartex" xmlns:cx3="http://schemas.microsoft.com/office/drawing/2016/5/9/chartex" xmlns:cx4="http://schemas.microsoft.com/office/drawing/2016/5/10/chartex" xmlns:cx5="http://schemas.microsoft.com/office/drawing/2016/5/11/chartex" xmlns:cx6="http://schemas.microsoft.com/office/drawing/2016/5/12/chartex" xmlns:cx7="http://schemas.microsoft.com/office/drawing/2016/5/13/chartex" xmlns:cx8="http://schemas.microsoft.com/office/drawing/2016/5/14/chartex" xmlns:mc="http://schemas.openxmlformats.org/markup-compatibility/2006" xmlns:aink="http://schemas.microsoft.com/office/drawing/2016/ink" xmlns:am3d="http://schemas.microsoft.com/office/drawing/2017/model3d" xmlns:o="urn:schemas-microsoft-com:office:office" xmlns:oel="http://schemas.microsoft.com/office/2019/extlst" xmlns:r="http://schemas.openxmlformats.org/officeDocument/2006/relationships" xmlns:m="http://schemas.openxmlformats.org/officeDocument/2006/math" xmlns:v="urn:schemas-microsoft-com:vml" xmlns:wp14="http://schemas.microsoft.com/office/word/2010/wordprocessingDrawing" xmlns:wp="http://schemas.openxmlformats.org/drawingml/2006/wordprocessingDrawing" xmlns:w10="urn:schemas-microsoft-com:office:word" xmlns:w="http://schemas.openxmlformats.org/wordprocessingml/2006/main" xmlns:w14="http://schemas.microsoft.com/office/word/2010/wordml" xmlns:w15="http://schemas.microsoft.com/office/word/2012/wordml" xmlns:w16cex="http://schemas.microsoft.com/office/word/2018/wordml/cex" xmlns:w16cid="http://schemas.microsoft.com/office/word/2016/wordml/cid" xmlns:w16="http://schemas.microsoft.com/office/word/2018/wordml" xmlns:w16du="http://schemas.microsoft.com/office/word/2023/wordml/word16du" xmlns:w16sdtdh="http://schemas.microsoft.com/office/word/2020/wordml/sdtdatahash" xmlns:w16sdtfl="http://schemas.microsoft.com/office/word/2024/wordml/sdtformatlock" xmlns:w16se="http://schemas.microsoft.com/office/word/2015/wordml/symex" xmlns:wpg="http://schemas.microsoft.com/office/word/2010/wordprocessingGroup" xmlns:wpi="http://schemas.microsoft.com/office/word/2010/wordprocessingInk" xmlns:wne="http://schemas.microsoft.com/office/word/2006/wordml" xmlns:wps="http://schemas.microsoft.com/office/word/2010/wordprocessingShape" mc:Ignorable="w14 w15 w16se w16cid w16 w16cex w16sdtdh w16sdtfl w16du wp14">
   <w:p>
     <w:pPr>
       <w:jc w:val="center"/>
@@ -3370,7 +4016,7 @@
 </file>
 
 <file path=word/styles.xml><?xml version="1.0" encoding="utf-8"?>
-<w:styles xmlns:mc="http://schemas.openxmlformats.org/markup-compatibility/2006" xmlns:r="http://schemas.openxmlformats.org/officeDocument/2006/relationships" xmlns:w="http://schemas.openxmlformats.org/wordprocessingml/2006/main" xmlns:w14="http://schemas.microsoft.com/office/word/2010/wordml" xmlns:w15="http://schemas.microsoft.com/office/word/2012/wordml" xmlns:w16cex="http://schemas.microsoft.com/office/word/2018/wordml/cex" xmlns:w16cid="http://schemas.microsoft.com/office/word/2016/wordml/cid" xmlns:w16="http://schemas.microsoft.com/office/word/2018/wordml" xmlns:w16du="http://schemas.microsoft.com/office/word/2023/wordml/word16du" xmlns:w16sdtdh="http://schemas.microsoft.com/office/word/2020/wordml/sdtdatahash" xmlns:w16se="http://schemas.microsoft.com/office/word/2015/wordml/symex" mc:Ignorable="w14 w15 w16se w16cid w16 w16cex w16sdtdh w16du">
+<w:styles xmlns:mc="http://schemas.openxmlformats.org/markup-compatibility/2006" xmlns:r="http://schemas.openxmlformats.org/officeDocument/2006/relationships" xmlns:w="http://schemas.openxmlformats.org/wordprocessingml/2006/main" xmlns:w14="http://schemas.microsoft.com/office/word/2010/wordml" xmlns:w15="http://schemas.microsoft.com/office/word/2012/wordml" xmlns:w16cex="http://schemas.microsoft.com/office/word/2018/wordml/cex" xmlns:w16cid="http://schemas.microsoft.com/office/word/2016/wordml/cid" xmlns:w16="http://schemas.microsoft.com/office/word/2018/wordml" xmlns:w16du="http://schemas.microsoft.com/office/word/2023/wordml/word16du" xmlns:w16sdtdh="http://schemas.microsoft.com/office/word/2020/wordml/sdtdatahash" xmlns:w16sdtfl="http://schemas.microsoft.com/office/word/2024/wordml/sdtformatlock" xmlns:w16se="http://schemas.microsoft.com/office/word/2015/wordml/symex" mc:Ignorable="w14 w15 w16se w16cid w16 w16cex w16sdtdh w16sdtfl w16du">
   <w:docDefaults>
     <w:rPrDefault>
       <w:rPr>
